--- a/public/Resume/Suneha Saini Resume.docx
+++ b/public/Resume/Suneha Saini Resume.docx
@@ -227,6 +227,24 @@
         </w:rPr>
         <w:t>India</w:t>
       </w:r>
+      <w:r>
+        <w:rPr>
+          <w:rFonts w:ascii="Times New Roman" w:hAnsi="Times New Roman" w:cs="Times New Roman"/>
+          <w:color w:val="auto"/>
+          <w:sz w:val="18"/>
+          <w:szCs w:val="18"/>
+        </w:rPr>
+        <w:t xml:space="preserve"> | </w:t>
+      </w:r>
+      <w:r>
+        <w:rPr>
+          <w:rFonts w:ascii="Times New Roman" w:hAnsi="Times New Roman" w:cs="Times New Roman"/>
+          <w:color w:val="auto"/>
+          <w:sz w:val="18"/>
+          <w:szCs w:val="18"/>
+        </w:rPr>
+        <w:t>https://suneha-saini.vercel.app/</w:t>
+      </w:r>
     </w:p>
     <w:p>
       <w:pPr>
@@ -276,25 +294,250 @@
     <w:p>
       <w:pPr>
         <w:rPr>
-          <w:rFonts w:ascii="Times New Roman" w:hAnsi="Times New Roman" w:cs="Times New Roman"/>
-          <w:color w:val="auto"/>
-        </w:rPr>
-      </w:pPr>
-      <w:r>
-        <w:rPr>
           <w:rFonts w:ascii="Times New Roman" w:eastAsia="Calibri" w:hAnsi="Times New Roman" w:cs="Times New Roman"/>
           <w:color w:val="auto"/>
-          <w:sz w:val="18"/>
-          <w:szCs w:val="18"/>
-        </w:rPr>
-        <w:t>Skilled Power Apps and React developer with a strong focus on building responsive, user-friendly applications. Experienced in creating low-code solutions using Microsoft Power Platform and developing dynamic frontends with React.js. Proficient in Dataverse, Power Automate, and UI/UX best practices. Adept at turning business needs into efficient, scalable digital solutions</w:t>
-      </w:r>
+          <w:sz w:val="19"/>
+          <w:szCs w:val="19"/>
+          <w:lang w:val="en-IN"/>
+        </w:rPr>
+      </w:pPr>
       <w:r>
         <w:rPr>
           <w:rFonts w:ascii="Times New Roman" w:eastAsia="Calibri" w:hAnsi="Times New Roman" w:cs="Times New Roman"/>
           <w:color w:val="auto"/>
-          <w:sz w:val="18"/>
-          <w:szCs w:val="18"/>
+          <w:sz w:val="19"/>
+          <w:szCs w:val="19"/>
+          <w:lang w:val="en-IN"/>
+        </w:rPr>
+        <w:t xml:space="preserve">Software Developer with </w:t>
+      </w:r>
+      <w:r>
+        <w:rPr>
+          <w:rFonts w:ascii="Times New Roman" w:eastAsia="Calibri" w:hAnsi="Times New Roman" w:cs="Times New Roman"/>
+          <w:b/>
+          <w:bCs/>
+          <w:color w:val="auto"/>
+          <w:sz w:val="19"/>
+          <w:szCs w:val="19"/>
+          <w:lang w:val="en-IN"/>
+        </w:rPr>
+        <w:t>1</w:t>
+      </w:r>
+      <w:r>
+        <w:rPr>
+          <w:rFonts w:ascii="Times New Roman" w:eastAsia="Calibri" w:hAnsi="Times New Roman" w:cs="Times New Roman"/>
+          <w:b/>
+          <w:bCs/>
+          <w:color w:val="auto"/>
+          <w:sz w:val="19"/>
+          <w:szCs w:val="19"/>
+          <w:lang w:val="en-IN"/>
+        </w:rPr>
+        <w:t>+ years of experience</w:t>
+      </w:r>
+      <w:r>
+        <w:rPr>
+          <w:rFonts w:ascii="Times New Roman" w:eastAsia="Calibri" w:hAnsi="Times New Roman" w:cs="Times New Roman"/>
+          <w:color w:val="auto"/>
+          <w:sz w:val="19"/>
+          <w:szCs w:val="19"/>
+          <w:lang w:val="en-IN"/>
+        </w:rPr>
+        <w:t xml:space="preserve"> in building scalable web and business applications using </w:t>
+      </w:r>
+      <w:r>
+        <w:rPr>
+          <w:rFonts w:ascii="Times New Roman" w:eastAsia="Calibri" w:hAnsi="Times New Roman" w:cs="Times New Roman"/>
+          <w:b/>
+          <w:bCs/>
+          <w:color w:val="auto"/>
+          <w:sz w:val="19"/>
+          <w:szCs w:val="19"/>
+          <w:lang w:val="en-IN"/>
+        </w:rPr>
+        <w:t>Microsoft Power Platform, React.js, Node.js, and Python</w:t>
+      </w:r>
+      <w:r>
+        <w:rPr>
+          <w:rFonts w:ascii="Times New Roman" w:eastAsia="Calibri" w:hAnsi="Times New Roman" w:cs="Times New Roman"/>
+          <w:color w:val="auto"/>
+          <w:sz w:val="19"/>
+          <w:szCs w:val="19"/>
+          <w:lang w:val="en-IN"/>
+        </w:rPr>
+        <w:t xml:space="preserve">. Experienced in developing responsive front-end interfaces, low-code enterprise solutions, and workflow automation using </w:t>
+      </w:r>
+      <w:r>
+        <w:rPr>
+          <w:rFonts w:ascii="Times New Roman" w:eastAsia="Calibri" w:hAnsi="Times New Roman" w:cs="Times New Roman"/>
+          <w:b/>
+          <w:bCs/>
+          <w:color w:val="auto"/>
+          <w:sz w:val="19"/>
+          <w:szCs w:val="19"/>
+          <w:lang w:val="en-IN"/>
+        </w:rPr>
+        <w:t>Power Apps, Power Automate, and Dataverse</w:t>
+      </w:r>
+      <w:r>
+        <w:rPr>
+          <w:rFonts w:ascii="Times New Roman" w:eastAsia="Calibri" w:hAnsi="Times New Roman" w:cs="Times New Roman"/>
+          <w:color w:val="auto"/>
+          <w:sz w:val="19"/>
+          <w:szCs w:val="19"/>
+          <w:lang w:val="en-IN"/>
+        </w:rPr>
+        <w:t xml:space="preserve">. Skilled in designing and integrating </w:t>
+      </w:r>
+      <w:r>
+        <w:rPr>
+          <w:rFonts w:ascii="Times New Roman" w:eastAsia="Calibri" w:hAnsi="Times New Roman" w:cs="Times New Roman"/>
+          <w:b/>
+          <w:bCs/>
+          <w:color w:val="auto"/>
+          <w:sz w:val="19"/>
+          <w:szCs w:val="19"/>
+          <w:lang w:val="en-IN"/>
+        </w:rPr>
+        <w:t>REST APIs</w:t>
+      </w:r>
+      <w:r>
+        <w:rPr>
+          <w:rFonts w:ascii="Times New Roman" w:eastAsia="Calibri" w:hAnsi="Times New Roman" w:cs="Times New Roman"/>
+          <w:color w:val="auto"/>
+          <w:sz w:val="19"/>
+          <w:szCs w:val="19"/>
+          <w:lang w:val="en-IN"/>
+        </w:rPr>
+        <w:t>, data processing pipelines, and business logic to create efficient and user-centric digital solutions.</w:t>
+      </w:r>
+    </w:p>
+    <w:p>
+      <w:pPr>
+        <w:rPr>
+          <w:rFonts w:ascii="Times New Roman" w:eastAsia="Calibri" w:hAnsi="Times New Roman" w:cs="Times New Roman"/>
+          <w:color w:val="auto"/>
+          <w:sz w:val="19"/>
+          <w:szCs w:val="19"/>
+          <w:lang w:val="en-IN"/>
+        </w:rPr>
+      </w:pPr>
+      <w:r>
+        <w:rPr>
+          <w:rFonts w:ascii="Times New Roman" w:eastAsia="Calibri" w:hAnsi="Times New Roman" w:cs="Times New Roman"/>
+          <w:color w:val="auto"/>
+          <w:sz w:val="19"/>
+          <w:szCs w:val="19"/>
+          <w:lang w:val="en-IN"/>
+        </w:rPr>
+        <w:t xml:space="preserve">Proficient in developing </w:t>
+      </w:r>
+      <w:r>
+        <w:rPr>
+          <w:rFonts w:ascii="Times New Roman" w:eastAsia="Calibri" w:hAnsi="Times New Roman" w:cs="Times New Roman"/>
+          <w:b/>
+          <w:bCs/>
+          <w:color w:val="auto"/>
+          <w:sz w:val="19"/>
+          <w:szCs w:val="19"/>
+          <w:lang w:val="en-IN"/>
+        </w:rPr>
+        <w:t>end-to-end applications</w:t>
+      </w:r>
+      <w:r>
+        <w:rPr>
+          <w:rFonts w:ascii="Times New Roman" w:eastAsia="Calibri" w:hAnsi="Times New Roman" w:cs="Times New Roman"/>
+          <w:color w:val="auto"/>
+          <w:sz w:val="19"/>
+          <w:szCs w:val="19"/>
+          <w:lang w:val="en-IN"/>
+        </w:rPr>
+        <w:t xml:space="preserve">, including Power Apps solutions, Power Pages portals, dashboards, and automation systems integrated with external services. Strong background in </w:t>
+      </w:r>
+      <w:r>
+        <w:rPr>
+          <w:rFonts w:ascii="Times New Roman" w:eastAsia="Calibri" w:hAnsi="Times New Roman" w:cs="Times New Roman"/>
+          <w:b/>
+          <w:bCs/>
+          <w:color w:val="auto"/>
+          <w:sz w:val="19"/>
+          <w:szCs w:val="19"/>
+          <w:lang w:val="en-IN"/>
+        </w:rPr>
+        <w:t>UI/UX best practices, frontend engineering, and system integration</w:t>
+      </w:r>
+      <w:r>
+        <w:rPr>
+          <w:rFonts w:ascii="Times New Roman" w:eastAsia="Calibri" w:hAnsi="Times New Roman" w:cs="Times New Roman"/>
+          <w:color w:val="auto"/>
+          <w:sz w:val="19"/>
+          <w:szCs w:val="19"/>
+          <w:lang w:val="en-IN"/>
+        </w:rPr>
+        <w:t>, with experience translating business requirements into scalable technical solutions.</w:t>
+      </w:r>
+    </w:p>
+    <w:p>
+      <w:pPr>
+        <w:rPr>
+          <w:rFonts w:ascii="Times New Roman" w:eastAsia="Calibri" w:hAnsi="Times New Roman" w:cs="Times New Roman"/>
+          <w:color w:val="auto"/>
+          <w:sz w:val="19"/>
+          <w:szCs w:val="19"/>
+          <w:lang w:val="en-IN"/>
+        </w:rPr>
+      </w:pPr>
+      <w:r>
+        <w:rPr>
+          <w:rFonts w:ascii="Times New Roman" w:eastAsia="Calibri" w:hAnsi="Times New Roman" w:cs="Times New Roman"/>
+          <w:color w:val="auto"/>
+          <w:sz w:val="19"/>
+          <w:szCs w:val="19"/>
+          <w:lang w:val="en-IN"/>
+        </w:rPr>
+        <w:t xml:space="preserve">Experienced working in </w:t>
+      </w:r>
+      <w:r>
+        <w:rPr>
+          <w:rFonts w:ascii="Times New Roman" w:eastAsia="Calibri" w:hAnsi="Times New Roman" w:cs="Times New Roman"/>
+          <w:b/>
+          <w:bCs/>
+          <w:color w:val="auto"/>
+          <w:sz w:val="19"/>
+          <w:szCs w:val="19"/>
+          <w:lang w:val="en-IN"/>
+        </w:rPr>
+        <w:t>Agile/Scrum environments</w:t>
+      </w:r>
+      <w:r>
+        <w:rPr>
+          <w:rFonts w:ascii="Times New Roman" w:eastAsia="Calibri" w:hAnsi="Times New Roman" w:cs="Times New Roman"/>
+          <w:color w:val="auto"/>
+          <w:sz w:val="19"/>
+          <w:szCs w:val="19"/>
+          <w:lang w:val="en-IN"/>
+        </w:rPr>
+        <w:t xml:space="preserve">, collaborating with cross-functional teams across the full software development lifecycle. Familiar with </w:t>
+      </w:r>
+      <w:r>
+        <w:rPr>
+          <w:rFonts w:ascii="Times New Roman" w:eastAsia="Calibri" w:hAnsi="Times New Roman" w:cs="Times New Roman"/>
+          <w:b/>
+          <w:bCs/>
+          <w:color w:val="auto"/>
+          <w:sz w:val="19"/>
+          <w:szCs w:val="19"/>
+          <w:lang w:val="en-IN"/>
+        </w:rPr>
+        <w:t>AI-driven workflows, prompt engineering, automation pipelines, and intelligent system development</w:t>
+      </w:r>
+      <w:r>
+        <w:rPr>
+          <w:rFonts w:ascii="Times New Roman" w:eastAsia="Calibri" w:hAnsi="Times New Roman" w:cs="Times New Roman"/>
+          <w:color w:val="auto"/>
+          <w:sz w:val="19"/>
+          <w:szCs w:val="19"/>
+          <w:lang w:val="en-IN"/>
         </w:rPr>
         <w:t>.</w:t>
       </w:r>
@@ -307,6 +550,18 @@
           <w:color w:val="auto"/>
           <w:sz w:val="10"/>
           <w:szCs w:val="10"/>
+        </w:rPr>
+      </w:pPr>
+    </w:p>
+    <w:p>
+      <w:pPr>
+        <w:pStyle w:val="Heading1"/>
+        <w:jc w:val="left"/>
+        <w:rPr>
+          <w:rFonts w:ascii="Times New Roman" w:hAnsi="Times New Roman" w:cs="Times New Roman"/>
+          <w:color w:val="auto"/>
+          <w:sz w:val="22"/>
+          <w:szCs w:val="20"/>
         </w:rPr>
       </w:pPr>
       <w:r>
@@ -320,13 +575,13 @@
         <mc:AlternateContent>
           <mc:Choice Requires="wps">
             <w:drawing>
-              <wp:anchor distT="0" distB="0" distL="114300" distR="114300" simplePos="0" relativeHeight="251679744" behindDoc="0" locked="0" layoutInCell="1" allowOverlap="1" wp14:anchorId="367A785C" wp14:editId="5E10C323">
+              <wp:anchor distT="0" distB="0" distL="114300" distR="114300" simplePos="0" relativeHeight="251679744" behindDoc="0" locked="0" layoutInCell="1" allowOverlap="1" wp14:anchorId="367A785C" wp14:editId="72F2B88B">
                 <wp:simplePos x="0" y="0"/>
                 <wp:positionH relativeFrom="margin">
-                  <wp:align>left</wp:align>
+                  <wp:posOffset>45720</wp:posOffset>
                 </wp:positionH>
                 <wp:positionV relativeFrom="page">
-                  <wp:posOffset>2232660</wp:posOffset>
+                  <wp:posOffset>3429000</wp:posOffset>
                 </wp:positionV>
                 <wp:extent cx="6880860" cy="7620"/>
                 <wp:effectExtent l="0" t="0" r="34290" b="30480"/>
@@ -375,7 +630,7 @@
           </mc:Choice>
           <mc:Fallback>
             <w:pict>
-              <v:line w14:anchorId="068BF0A9" id="Straight Connector 1" o:spid="_x0000_s1026" style="position:absolute;z-index:251679744;visibility:visible;mso-wrap-style:square;mso-width-percent:0;mso-height-percent:0;mso-wrap-distance-left:9pt;mso-wrap-distance-top:0;mso-wrap-distance-right:9pt;mso-wrap-distance-bottom:0;mso-position-horizontal:left;mso-position-horizontal-relative:margin;mso-position-vertical:absolute;mso-position-vertical-relative:page;mso-width-percent:0;mso-height-percent:0;mso-width-relative:margin;mso-height-relative:margin" from="0,175.8pt" to="541.8pt,176.4pt" o:gfxdata="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" strokecolor="black [3200]" strokeweight=".5pt">
+              <v:line w14:anchorId="67CE3940" id="Straight Connector 1" o:spid="_x0000_s1026" style="position:absolute;z-index:251679744;visibility:visible;mso-wrap-style:square;mso-width-percent:0;mso-height-percent:0;mso-wrap-distance-left:9pt;mso-wrap-distance-top:0;mso-wrap-distance-right:9pt;mso-wrap-distance-bottom:0;mso-position-horizontal:absolute;mso-position-horizontal-relative:margin;mso-position-vertical:absolute;mso-position-vertical-relative:page;mso-width-percent:0;mso-height-percent:0;mso-width-relative:margin;mso-height-relative:margin" from="3.6pt,270pt" to="545.4pt,270.6pt" o:gfxdata="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" strokecolor="black [3200]" strokeweight=".5pt">
                 <v:stroke joinstyle="miter"/>
                 <w10:wrap anchorx="margin" anchory="page"/>
               </v:line>
@@ -409,6 +664,519 @@
       <w:pPr>
         <w:jc w:val="left"/>
         <w:rPr>
+          <w:rFonts w:cs="Times New Roman"/>
+          <w:color w:val="auto"/>
+          <w:sz w:val="19"/>
+          <w:szCs w:val="19"/>
+        </w:rPr>
+      </w:pPr>
+      <w:r>
+        <w:rPr>
+          <w:rFonts w:ascii="Times New Roman" w:hAnsi="Times New Roman" w:cs="Times New Roman"/>
+          <w:b/>
+          <w:bCs/>
+          <w:color w:val="auto"/>
+          <w:sz w:val="19"/>
+          <w:szCs w:val="19"/>
+        </w:rPr>
+        <w:t xml:space="preserve">Programming Languages: </w:t>
+      </w:r>
+      <w:r>
+        <w:rPr>
+          <w:rFonts w:cs="Times New Roman"/>
+          <w:color w:val="auto"/>
+          <w:sz w:val="19"/>
+          <w:szCs w:val="19"/>
+        </w:rPr>
+        <w:t>JavaScript, HTML, CSS, Python, SQL</w:t>
+      </w:r>
+    </w:p>
+    <w:p>
+      <w:pPr>
+        <w:jc w:val="left"/>
+        <w:rPr>
+          <w:rFonts w:cs="Times New Roman"/>
+          <w:color w:val="auto"/>
+          <w:sz w:val="19"/>
+          <w:szCs w:val="19"/>
+        </w:rPr>
+      </w:pPr>
+      <w:r>
+        <w:rPr>
+          <w:rFonts w:ascii="Times New Roman" w:hAnsi="Times New Roman" w:cs="Times New Roman"/>
+          <w:b/>
+          <w:bCs/>
+          <w:color w:val="auto"/>
+          <w:sz w:val="19"/>
+          <w:szCs w:val="19"/>
+        </w:rPr>
+        <w:t>AI &amp; Intelligent Automation</w:t>
+      </w:r>
+      <w:r>
+        <w:rPr>
+          <w:rFonts w:cs="Times New Roman"/>
+          <w:color w:val="auto"/>
+          <w:sz w:val="19"/>
+          <w:szCs w:val="19"/>
+        </w:rPr>
+        <w:t xml:space="preserve">: </w:t>
+      </w:r>
+      <w:r>
+        <w:rPr>
+          <w:rFonts w:cs="Times New Roman"/>
+          <w:color w:val="auto"/>
+          <w:sz w:val="19"/>
+          <w:szCs w:val="19"/>
+        </w:rPr>
+        <w:t>AI Agents, Prompt Engineering, LLM-based workflows, Automation Pipelines </w:t>
+      </w:r>
+      <w:r>
+        <w:rPr>
+          <w:rFonts w:ascii="Times New Roman" w:hAnsi="Times New Roman" w:cs="Times New Roman"/>
+          <w:b/>
+          <w:bCs/>
+          <w:color w:val="auto"/>
+          <w:sz w:val="19"/>
+          <w:szCs w:val="19"/>
+        </w:rPr>
+        <w:br/>
+      </w:r>
+      <w:r>
+        <w:rPr>
+          <w:rFonts w:ascii="Times New Roman" w:hAnsi="Times New Roman" w:cs="Times New Roman"/>
+          <w:b/>
+          <w:bCs/>
+          <w:color w:val="auto"/>
+          <w:sz w:val="19"/>
+          <w:szCs w:val="19"/>
+        </w:rPr>
+        <w:t>Microsoft</w:t>
+      </w:r>
+      <w:r>
+        <w:rPr>
+          <w:rFonts w:ascii="Times New Roman" w:hAnsi="Times New Roman" w:cs="Times New Roman"/>
+          <w:b/>
+          <w:bCs/>
+          <w:color w:val="auto"/>
+          <w:sz w:val="19"/>
+          <w:szCs w:val="19"/>
+        </w:rPr>
+        <w:t xml:space="preserve"> </w:t>
+      </w:r>
+      <w:r>
+        <w:rPr>
+          <w:rFonts w:ascii="Times New Roman" w:hAnsi="Times New Roman" w:cs="Times New Roman"/>
+          <w:b/>
+          <w:bCs/>
+          <w:color w:val="auto"/>
+          <w:sz w:val="19"/>
+          <w:szCs w:val="19"/>
+        </w:rPr>
+        <w:t xml:space="preserve">Power Platform: </w:t>
+      </w:r>
+      <w:r>
+        <w:rPr>
+          <w:rFonts w:cs="Times New Roman"/>
+          <w:color w:val="auto"/>
+          <w:sz w:val="19"/>
+          <w:szCs w:val="19"/>
+        </w:rPr>
+        <w:t>Power Apps (Canvas &amp; Model-Driven), Power Automate, Dataverse</w:t>
+      </w:r>
+      <w:r>
+        <w:rPr>
+          <w:rFonts w:cs="Times New Roman"/>
+          <w:color w:val="auto"/>
+          <w:sz w:val="19"/>
+          <w:szCs w:val="19"/>
+        </w:rPr>
+        <w:t>, Power pages</w:t>
+      </w:r>
+      <w:r>
+        <w:rPr>
+          <w:rFonts w:cs="Times New Roman"/>
+          <w:color w:val="auto"/>
+          <w:sz w:val="19"/>
+          <w:szCs w:val="19"/>
+        </w:rPr>
+        <w:t>, Power BI</w:t>
+      </w:r>
+      <w:r>
+        <w:rPr>
+          <w:rFonts w:cs="Times New Roman"/>
+          <w:b/>
+          <w:bCs/>
+          <w:color w:val="auto"/>
+          <w:sz w:val="19"/>
+          <w:szCs w:val="19"/>
+        </w:rPr>
+        <w:br/>
+      </w:r>
+      <w:r>
+        <w:rPr>
+          <w:rFonts w:ascii="Times New Roman" w:hAnsi="Times New Roman" w:cs="Times New Roman"/>
+          <w:b/>
+          <w:bCs/>
+          <w:color w:val="auto"/>
+          <w:sz w:val="19"/>
+          <w:szCs w:val="19"/>
+        </w:rPr>
+        <w:t xml:space="preserve">Frontend &amp; UI Development: </w:t>
+      </w:r>
+      <w:r>
+        <w:rPr>
+          <w:rFonts w:cs="Times New Roman"/>
+          <w:color w:val="auto"/>
+          <w:sz w:val="19"/>
+          <w:szCs w:val="19"/>
+        </w:rPr>
+        <w:t xml:space="preserve">React.js, Tailwind CSS, </w:t>
+      </w:r>
+      <w:r>
+        <w:rPr>
+          <w:rFonts w:cs="Times New Roman"/>
+          <w:color w:val="auto"/>
+          <w:sz w:val="19"/>
+          <w:szCs w:val="19"/>
+        </w:rPr>
+        <w:t>Responsive Web Design</w:t>
+      </w:r>
+      <w:r>
+        <w:rPr>
+          <w:rFonts w:cs="Times New Roman"/>
+          <w:color w:val="auto"/>
+          <w:sz w:val="19"/>
+          <w:szCs w:val="19"/>
+        </w:rPr>
+        <w:t xml:space="preserve">, </w:t>
+      </w:r>
+      <w:r>
+        <w:rPr>
+          <w:rFonts w:cs="Times New Roman"/>
+          <w:color w:val="auto"/>
+          <w:sz w:val="19"/>
+          <w:szCs w:val="19"/>
+        </w:rPr>
+        <w:t>UI/UX Implementation</w:t>
+      </w:r>
+      <w:r>
+        <w:rPr>
+          <w:rFonts w:cs="Times New Roman"/>
+          <w:color w:val="auto"/>
+          <w:sz w:val="19"/>
+          <w:szCs w:val="19"/>
+        </w:rPr>
+        <w:tab/>
+      </w:r>
+    </w:p>
+    <w:p>
+      <w:pPr>
+        <w:jc w:val="left"/>
+        <w:rPr>
+          <w:rFonts w:cs="Times New Roman"/>
+          <w:color w:val="auto"/>
+          <w:sz w:val="19"/>
+          <w:szCs w:val="19"/>
+        </w:rPr>
+      </w:pPr>
+      <w:r>
+        <w:rPr>
+          <w:rFonts w:ascii="Times New Roman" w:hAnsi="Times New Roman" w:cs="Times New Roman"/>
+          <w:b/>
+          <w:bCs/>
+          <w:color w:val="auto"/>
+          <w:sz w:val="19"/>
+          <w:szCs w:val="19"/>
+        </w:rPr>
+        <w:t>Development Tools &amp; Platforms</w:t>
+      </w:r>
+      <w:r>
+        <w:rPr>
+          <w:rFonts w:ascii="Times New Roman" w:hAnsi="Times New Roman" w:cs="Times New Roman"/>
+          <w:b/>
+          <w:bCs/>
+          <w:color w:val="auto"/>
+          <w:sz w:val="19"/>
+          <w:szCs w:val="19"/>
+        </w:rPr>
+        <w:t xml:space="preserve">: </w:t>
+      </w:r>
+      <w:r>
+        <w:rPr>
+          <w:rFonts w:cs="Times New Roman"/>
+          <w:color w:val="auto"/>
+          <w:sz w:val="19"/>
+          <w:szCs w:val="19"/>
+        </w:rPr>
+        <w:t>Git, GitHub, Azure DevOps, Postman</w:t>
+      </w:r>
+      <w:r>
+        <w:rPr>
+          <w:rFonts w:cs="Times New Roman"/>
+          <w:color w:val="auto"/>
+          <w:sz w:val="19"/>
+          <w:szCs w:val="19"/>
+        </w:rPr>
+        <w:t>, Docker</w:t>
+      </w:r>
+    </w:p>
+    <w:p>
+      <w:pPr>
+        <w:jc w:val="left"/>
+        <w:rPr>
+          <w:rFonts w:cs="Times New Roman"/>
+          <w:color w:val="auto"/>
+          <w:sz w:val="19"/>
+          <w:szCs w:val="19"/>
+        </w:rPr>
+      </w:pPr>
+      <w:r>
+        <w:rPr>
+          <w:rFonts w:ascii="Times New Roman" w:hAnsi="Times New Roman" w:cs="Times New Roman"/>
+          <w:b/>
+          <w:bCs/>
+          <w:color w:val="auto"/>
+          <w:sz w:val="19"/>
+          <w:szCs w:val="19"/>
+        </w:rPr>
+        <w:t>API &amp; System Integration</w:t>
+      </w:r>
+      <w:r>
+        <w:rPr>
+          <w:rFonts w:ascii="Times New Roman" w:hAnsi="Times New Roman" w:cs="Times New Roman"/>
+          <w:b/>
+          <w:bCs/>
+          <w:color w:val="auto"/>
+          <w:sz w:val="19"/>
+          <w:szCs w:val="19"/>
+        </w:rPr>
+        <w:t xml:space="preserve">: </w:t>
+      </w:r>
+      <w:r>
+        <w:rPr>
+          <w:rFonts w:cs="Times New Roman"/>
+          <w:color w:val="auto"/>
+          <w:sz w:val="19"/>
+          <w:szCs w:val="19"/>
+        </w:rPr>
+        <w:t>REST APIs, JSON, Backend integration</w:t>
+      </w:r>
+      <w:r>
+        <w:rPr>
+          <w:rFonts w:cs="Times New Roman"/>
+          <w:color w:val="auto"/>
+          <w:sz w:val="19"/>
+          <w:szCs w:val="19"/>
+        </w:rPr>
+        <w:t xml:space="preserve">, </w:t>
+      </w:r>
+      <w:r>
+        <w:rPr>
+          <w:rFonts w:cs="Times New Roman"/>
+          <w:color w:val="auto"/>
+          <w:sz w:val="19"/>
+          <w:szCs w:val="19"/>
+        </w:rPr>
+        <w:t>API-based Data Integration</w:t>
+      </w:r>
+      <w:r>
+        <w:rPr>
+          <w:rFonts w:cs="Times New Roman"/>
+          <w:color w:val="auto"/>
+          <w:sz w:val="19"/>
+          <w:szCs w:val="19"/>
+        </w:rPr>
+        <w:t xml:space="preserve">, </w:t>
+      </w:r>
+      <w:r>
+        <w:rPr>
+          <w:rFonts w:cs="Times New Roman"/>
+          <w:color w:val="auto"/>
+          <w:sz w:val="19"/>
+          <w:szCs w:val="19"/>
+        </w:rPr>
+        <w:t>Power Platform Integrations</w:t>
+      </w:r>
+      <w:r>
+        <w:rPr>
+          <w:rFonts w:cs="Times New Roman"/>
+          <w:color w:val="auto"/>
+          <w:sz w:val="19"/>
+          <w:szCs w:val="19"/>
+        </w:rPr>
+        <w:t> </w:t>
+      </w:r>
+      <w:r>
+        <w:rPr>
+          <w:rFonts w:cs="Times New Roman"/>
+          <w:b/>
+          <w:bCs/>
+          <w:color w:val="auto"/>
+          <w:sz w:val="19"/>
+          <w:szCs w:val="19"/>
+        </w:rPr>
+        <w:br/>
+      </w:r>
+      <w:r>
+        <w:rPr>
+          <w:rFonts w:ascii="Times New Roman" w:hAnsi="Times New Roman" w:cs="Times New Roman"/>
+          <w:b/>
+          <w:bCs/>
+          <w:color w:val="auto"/>
+          <w:sz w:val="19"/>
+          <w:szCs w:val="19"/>
+        </w:rPr>
+        <w:t>Testing &amp; Debugging</w:t>
+      </w:r>
+      <w:r>
+        <w:rPr>
+          <w:rFonts w:ascii="Times New Roman" w:hAnsi="Times New Roman" w:cs="Times New Roman"/>
+          <w:b/>
+          <w:bCs/>
+          <w:color w:val="auto"/>
+          <w:sz w:val="19"/>
+          <w:szCs w:val="19"/>
+        </w:rPr>
+        <w:t xml:space="preserve">: </w:t>
+      </w:r>
+      <w:r>
+        <w:rPr>
+          <w:rFonts w:ascii="Times New Roman" w:hAnsi="Times New Roman" w:cs="Times New Roman"/>
+          <w:color w:val="auto"/>
+          <w:sz w:val="19"/>
+          <w:szCs w:val="19"/>
+        </w:rPr>
+        <w:t xml:space="preserve"> </w:t>
+      </w:r>
+      <w:r>
+        <w:rPr>
+          <w:rFonts w:cs="Times New Roman"/>
+          <w:color w:val="auto"/>
+          <w:sz w:val="19"/>
+          <w:szCs w:val="19"/>
+        </w:rPr>
+        <w:t>API Testing (Postman</w:t>
+      </w:r>
+      <w:r>
+        <w:rPr>
+          <w:rFonts w:cs="Times New Roman"/>
+          <w:color w:val="auto"/>
+          <w:sz w:val="19"/>
+          <w:szCs w:val="19"/>
+        </w:rPr>
+        <w:t>)</w:t>
+      </w:r>
+      <w:r>
+        <w:rPr>
+          <w:rFonts w:cs="Times New Roman"/>
+          <w:color w:val="auto"/>
+          <w:sz w:val="19"/>
+          <w:szCs w:val="19"/>
+        </w:rPr>
+        <w:t>, Manual Testing, Debugging Tools</w:t>
+      </w:r>
+      <w:r>
+        <w:rPr>
+          <w:rFonts w:ascii="Times New Roman" w:hAnsi="Times New Roman" w:cs="Times New Roman"/>
+          <w:color w:val="auto"/>
+          <w:sz w:val="19"/>
+          <w:szCs w:val="19"/>
+        </w:rPr>
+        <w:br/>
+      </w:r>
+      <w:r>
+        <w:rPr>
+          <w:rFonts w:ascii="Times New Roman" w:hAnsi="Times New Roman" w:cs="Times New Roman"/>
+          <w:b/>
+          <w:bCs/>
+          <w:color w:val="auto"/>
+          <w:sz w:val="19"/>
+          <w:szCs w:val="19"/>
+        </w:rPr>
+        <w:t>Microsoft Ecosystem Integration:</w:t>
+      </w:r>
+      <w:r>
+        <w:rPr>
+          <w:rFonts w:ascii="Times New Roman" w:hAnsi="Times New Roman" w:cs="Times New Roman"/>
+          <w:color w:val="auto"/>
+          <w:sz w:val="19"/>
+          <w:szCs w:val="19"/>
+        </w:rPr>
+        <w:t xml:space="preserve"> </w:t>
+      </w:r>
+      <w:r>
+        <w:rPr>
+          <w:rFonts w:cs="Times New Roman"/>
+          <w:color w:val="auto"/>
+          <w:sz w:val="19"/>
+          <w:szCs w:val="19"/>
+        </w:rPr>
+        <w:t>Power BI, Microsoft 365, Dynamics 365</w:t>
+      </w:r>
+      <w:r>
+        <w:rPr>
+          <w:rFonts w:ascii="Times New Roman" w:hAnsi="Times New Roman" w:cs="Times New Roman"/>
+          <w:color w:val="auto"/>
+          <w:sz w:val="19"/>
+          <w:szCs w:val="19"/>
+        </w:rPr>
+        <w:t xml:space="preserve"> </w:t>
+      </w:r>
+      <w:r>
+        <w:rPr>
+          <w:rFonts w:ascii="Times New Roman" w:hAnsi="Times New Roman" w:cs="Times New Roman"/>
+          <w:color w:val="auto"/>
+          <w:sz w:val="19"/>
+          <w:szCs w:val="19"/>
+        </w:rPr>
+        <w:br/>
+      </w:r>
+      <w:r>
+        <w:rPr>
+          <w:rFonts w:ascii="Times New Roman" w:hAnsi="Times New Roman" w:cs="Times New Roman"/>
+          <w:b/>
+          <w:bCs/>
+          <w:color w:val="auto"/>
+          <w:sz w:val="19"/>
+          <w:szCs w:val="19"/>
+        </w:rPr>
+        <w:t xml:space="preserve">Analytical Skills: </w:t>
+      </w:r>
+      <w:r>
+        <w:rPr>
+          <w:rFonts w:cs="Times New Roman"/>
+          <w:color w:val="auto"/>
+          <w:sz w:val="19"/>
+          <w:szCs w:val="19"/>
+        </w:rPr>
+        <w:t>Data Visualization, Workflow Optimization</w:t>
+      </w:r>
+      <w:r>
+        <w:rPr>
+          <w:rFonts w:ascii="Times New Roman" w:hAnsi="Times New Roman" w:cs="Times New Roman"/>
+          <w:b/>
+          <w:bCs/>
+          <w:color w:val="auto"/>
+          <w:sz w:val="19"/>
+          <w:szCs w:val="19"/>
+        </w:rPr>
+        <w:br/>
+        <w:t xml:space="preserve">Soft Skills: </w:t>
+      </w:r>
+      <w:r>
+        <w:rPr>
+          <w:rFonts w:cs="Times New Roman"/>
+          <w:color w:val="auto"/>
+          <w:sz w:val="19"/>
+          <w:szCs w:val="19"/>
+        </w:rPr>
+        <w:t>Collaboration, Problem Solving, Time Management, Teamwork</w:t>
+      </w:r>
+    </w:p>
+    <w:p>
+      <w:pPr>
+        <w:jc w:val="left"/>
+        <w:rPr>
           <w:rFonts w:ascii="Times New Roman" w:hAnsi="Times New Roman" w:cs="Times New Roman"/>
           <w:color w:val="auto"/>
           <w:sz w:val="18"/>
@@ -418,221 +1186,21 @@
       <w:r>
         <w:rPr>
           <w:rFonts w:ascii="Times New Roman" w:hAnsi="Times New Roman" w:cs="Times New Roman"/>
-          <w:b/>
-          <w:bCs/>
-          <w:color w:val="auto"/>
-          <w:sz w:val="18"/>
-          <w:szCs w:val="18"/>
-        </w:rPr>
-        <w:t xml:space="preserve">Programming Languages &amp; Libraries: </w:t>
-      </w:r>
-      <w:r>
-        <w:rPr>
-          <w:rFonts w:cs="Times New Roman"/>
-          <w:color w:val="auto"/>
-          <w:sz w:val="18"/>
-          <w:szCs w:val="18"/>
-        </w:rPr>
-        <w:t>JavaScript, React.js, HTML, CSS, Python, SQL</w:t>
-      </w:r>
-      <w:r>
-        <w:rPr>
-          <w:rFonts w:ascii="Times New Roman" w:hAnsi="Times New Roman" w:cs="Times New Roman"/>
-          <w:b/>
-          <w:bCs/>
-          <w:color w:val="auto"/>
-          <w:sz w:val="18"/>
-          <w:szCs w:val="18"/>
-        </w:rPr>
-        <w:br/>
-        <w:t xml:space="preserve">Power Platform &amp; Automation: </w:t>
-      </w:r>
-      <w:r>
-        <w:rPr>
-          <w:rFonts w:cs="Times New Roman"/>
-          <w:color w:val="auto"/>
-          <w:sz w:val="18"/>
-          <w:szCs w:val="18"/>
-        </w:rPr>
-        <w:t>Power Apps (Canvas &amp; Model-Driven), Power Automate, Dataverse</w:t>
-      </w:r>
-      <w:r>
-        <w:rPr>
-          <w:rFonts w:cs="Times New Roman"/>
-          <w:b/>
-          <w:bCs/>
-          <w:color w:val="auto"/>
-          <w:sz w:val="18"/>
-          <w:szCs w:val="18"/>
-        </w:rPr>
-        <w:br/>
-      </w:r>
-      <w:r>
-        <w:rPr>
-          <w:rFonts w:ascii="Times New Roman" w:hAnsi="Times New Roman" w:cs="Times New Roman"/>
-          <w:b/>
-          <w:bCs/>
-          <w:color w:val="auto"/>
-          <w:sz w:val="18"/>
-          <w:szCs w:val="18"/>
-        </w:rPr>
-        <w:t xml:space="preserve">Frontend &amp; UI Development: </w:t>
-      </w:r>
-      <w:r>
-        <w:rPr>
-          <w:rFonts w:cs="Times New Roman"/>
-          <w:color w:val="auto"/>
-          <w:sz w:val="18"/>
-          <w:szCs w:val="18"/>
-        </w:rPr>
-        <w:t>React.js, Tailwind CSS, Responsive Design</w:t>
-      </w:r>
-      <w:r>
-        <w:rPr>
-          <w:rFonts w:cs="Times New Roman"/>
-          <w:b/>
-          <w:bCs/>
-          <w:color w:val="auto"/>
-          <w:sz w:val="18"/>
-          <w:szCs w:val="18"/>
-        </w:rPr>
-        <w:br/>
-      </w:r>
-      <w:r>
-        <w:rPr>
-          <w:rFonts w:ascii="Times New Roman" w:hAnsi="Times New Roman" w:cs="Times New Roman"/>
-          <w:b/>
-          <w:bCs/>
-          <w:color w:val="auto"/>
-          <w:sz w:val="18"/>
-          <w:szCs w:val="18"/>
-        </w:rPr>
-        <w:t xml:space="preserve">Testing Tools &amp; Practices: </w:t>
-      </w:r>
-      <w:r>
-        <w:rPr>
-          <w:rFonts w:ascii="Times New Roman" w:hAnsi="Times New Roman" w:cs="Times New Roman"/>
-          <w:color w:val="auto"/>
-          <w:sz w:val="18"/>
-          <w:szCs w:val="18"/>
-        </w:rPr>
-        <w:t xml:space="preserve"> </w:t>
-      </w:r>
-      <w:r>
-        <w:rPr>
-          <w:rFonts w:cs="Times New Roman"/>
-          <w:color w:val="auto"/>
-          <w:sz w:val="18"/>
-          <w:szCs w:val="18"/>
-        </w:rPr>
-        <w:t>Postman, Manual Testing, Debugging Tools</w:t>
-      </w:r>
-      <w:r>
-        <w:rPr>
-          <w:rFonts w:ascii="Times New Roman" w:hAnsi="Times New Roman" w:cs="Times New Roman"/>
-          <w:color w:val="auto"/>
-          <w:sz w:val="18"/>
-          <w:szCs w:val="18"/>
-        </w:rPr>
-        <w:br/>
-      </w:r>
-      <w:r>
-        <w:rPr>
-          <w:rFonts w:ascii="Times New Roman" w:hAnsi="Times New Roman" w:cs="Times New Roman"/>
-          <w:b/>
-          <w:bCs/>
-          <w:color w:val="auto"/>
-          <w:sz w:val="18"/>
-          <w:szCs w:val="18"/>
-        </w:rPr>
-        <w:t>Microsoft Ecosystem Integration:</w:t>
-      </w:r>
-      <w:r>
-        <w:rPr>
-          <w:rFonts w:ascii="Times New Roman" w:hAnsi="Times New Roman" w:cs="Times New Roman"/>
-          <w:color w:val="auto"/>
-          <w:sz w:val="18"/>
-          <w:szCs w:val="18"/>
-        </w:rPr>
-        <w:t xml:space="preserve"> </w:t>
-      </w:r>
-      <w:r>
-        <w:rPr>
-          <w:rFonts w:cs="Times New Roman"/>
-          <w:color w:val="auto"/>
-          <w:sz w:val="18"/>
-          <w:szCs w:val="18"/>
-        </w:rPr>
-        <w:t>Power BI, Microsoft 365, Dynamics 365</w:t>
-      </w:r>
-      <w:r>
-        <w:rPr>
-          <w:rFonts w:ascii="Times New Roman" w:hAnsi="Times New Roman" w:cs="Times New Roman"/>
-          <w:color w:val="auto"/>
-          <w:sz w:val="18"/>
-          <w:szCs w:val="18"/>
-        </w:rPr>
-        <w:t xml:space="preserve"> </w:t>
-      </w:r>
-      <w:r>
-        <w:rPr>
-          <w:rFonts w:ascii="Times New Roman" w:hAnsi="Times New Roman" w:cs="Times New Roman"/>
-          <w:color w:val="auto"/>
-          <w:sz w:val="18"/>
-          <w:szCs w:val="18"/>
-        </w:rPr>
-        <w:br/>
-      </w:r>
-      <w:r>
-        <w:rPr>
-          <w:rFonts w:ascii="Times New Roman" w:hAnsi="Times New Roman" w:cs="Times New Roman"/>
-          <w:b/>
-          <w:bCs/>
-          <w:color w:val="auto"/>
-          <w:sz w:val="18"/>
-          <w:szCs w:val="18"/>
-        </w:rPr>
-        <w:t xml:space="preserve">Analytical Skills: </w:t>
-      </w:r>
-      <w:r>
-        <w:rPr>
-          <w:rFonts w:cs="Times New Roman"/>
-          <w:color w:val="auto"/>
-          <w:sz w:val="18"/>
-          <w:szCs w:val="18"/>
-        </w:rPr>
-        <w:t>Data Visualization, Workflow Optimization</w:t>
-      </w:r>
-      <w:r>
-        <w:rPr>
-          <w:rFonts w:ascii="Times New Roman" w:hAnsi="Times New Roman" w:cs="Times New Roman"/>
-          <w:b/>
-          <w:bCs/>
-          <w:color w:val="auto"/>
-          <w:sz w:val="18"/>
-          <w:szCs w:val="18"/>
-        </w:rPr>
-        <w:br/>
-        <w:t xml:space="preserve">Soft Skills: </w:t>
-      </w:r>
-      <w:r>
-        <w:rPr>
-          <w:rFonts w:cs="Times New Roman"/>
-          <w:color w:val="auto"/>
-          <w:sz w:val="18"/>
-          <w:szCs w:val="18"/>
-        </w:rPr>
-        <w:t>Collaboration, Problem Solving, Time Management, Teamwork</w:t>
-      </w:r>
-    </w:p>
-    <w:p>
-      <w:pPr>
-        <w:jc w:val="left"/>
-        <w:rPr>
-          <w:rFonts w:ascii="Times New Roman" w:hAnsi="Times New Roman" w:cs="Times New Roman"/>
-          <w:color w:val="auto"/>
-          <w:sz w:val="18"/>
-          <w:szCs w:val="18"/>
+          <w:color w:val="auto"/>
+          <w:sz w:val="10"/>
+          <w:szCs w:val="10"/>
+        </w:rPr>
+        <w:t>-</w:t>
+      </w:r>
+    </w:p>
+    <w:p>
+      <w:pPr>
+        <w:pStyle w:val="Heading1"/>
+        <w:rPr>
+          <w:rFonts w:ascii="Times New Roman" w:hAnsi="Times New Roman" w:cs="Times New Roman"/>
+          <w:color w:val="auto"/>
+          <w:sz w:val="22"/>
+          <w:szCs w:val="22"/>
         </w:rPr>
       </w:pPr>
       <w:r>
@@ -640,19 +1208,241 @@
           <w:rFonts w:ascii="Times New Roman" w:hAnsi="Times New Roman" w:cs="Times New Roman"/>
           <w:noProof/>
           <w:color w:val="auto"/>
-          <w:sz w:val="18"/>
-          <w:szCs w:val="18"/>
+          <w:sz w:val="22"/>
+          <w:szCs w:val="22"/>
         </w:rPr>
         <mc:AlternateContent>
           <mc:Choice Requires="wps">
             <w:drawing>
-              <wp:anchor distT="0" distB="0" distL="114300" distR="114300" simplePos="0" relativeHeight="251677696" behindDoc="0" locked="0" layoutInCell="1" allowOverlap="1" wp14:anchorId="57626505" wp14:editId="7A6300C2">
+              <wp:anchor distT="0" distB="0" distL="114300" distR="114300" simplePos="0" relativeHeight="251683840" behindDoc="0" locked="0" layoutInCell="1" allowOverlap="1" wp14:anchorId="3E43665A" wp14:editId="41AEB82B">
                 <wp:simplePos x="0" y="0"/>
                 <wp:positionH relativeFrom="margin">
-                  <wp:align>left</wp:align>
+                  <wp:posOffset>-9525</wp:posOffset>
                 </wp:positionH>
                 <wp:positionV relativeFrom="page">
-                  <wp:posOffset>3764280</wp:posOffset>
+                  <wp:posOffset>5775325</wp:posOffset>
+                </wp:positionV>
+                <wp:extent cx="6918960" cy="7620"/>
+                <wp:effectExtent l="0" t="0" r="34290" b="30480"/>
+                <wp:wrapNone/>
+                <wp:docPr id="2011203701" name="Straight Connector 1"/>
+                <wp:cNvGraphicFramePr/>
+                <a:graphic xmlns:a="http://schemas.openxmlformats.org/drawingml/2006/main">
+                  <a:graphicData uri="http://schemas.microsoft.com/office/word/2010/wordprocessingShape">
+                    <wps:wsp>
+                      <wps:cNvCnPr/>
+                      <wps:spPr>
+                        <a:xfrm>
+                          <a:off x="0" y="0"/>
+                          <a:ext cx="6918960" cy="7620"/>
+                        </a:xfrm>
+                        <a:prstGeom prst="line">
+                          <a:avLst/>
+                        </a:prstGeom>
+                      </wps:spPr>
+                      <wps:style>
+                        <a:lnRef idx="1">
+                          <a:schemeClr val="dk1"/>
+                        </a:lnRef>
+                        <a:fillRef idx="0">
+                          <a:schemeClr val="dk1"/>
+                        </a:fillRef>
+                        <a:effectRef idx="0">
+                          <a:schemeClr val="dk1"/>
+                        </a:effectRef>
+                        <a:fontRef idx="minor">
+                          <a:schemeClr val="tx1"/>
+                        </a:fontRef>
+                      </wps:style>
+                      <wps:bodyPr/>
+                    </wps:wsp>
+                  </a:graphicData>
+                </a:graphic>
+                <wp14:sizeRelH relativeFrom="margin">
+                  <wp14:pctWidth>0</wp14:pctWidth>
+                </wp14:sizeRelH>
+                <wp14:sizeRelV relativeFrom="margin">
+                  <wp14:pctHeight>0</wp14:pctHeight>
+                </wp14:sizeRelV>
+              </wp:anchor>
+            </w:drawing>
+          </mc:Choice>
+          <mc:Fallback>
+            <w:pict>
+              <v:line w14:anchorId="7C0A7FD8" id="Straight Connector 1" o:spid="_x0000_s1026" style="position:absolute;z-index:251683840;visibility:visible;mso-wrap-style:square;mso-width-percent:0;mso-height-percent:0;mso-wrap-distance-left:9pt;mso-wrap-distance-top:0;mso-wrap-distance-right:9pt;mso-wrap-distance-bottom:0;mso-position-horizontal:absolute;mso-position-horizontal-relative:margin;mso-position-vertical:absolute;mso-position-vertical-relative:page;mso-width-percent:0;mso-height-percent:0;mso-width-relative:margin;mso-height-relative:margin" from="-.75pt,454.75pt" to="544.05pt,455.35pt" o:gfxdata="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" strokecolor="black [3200]" strokeweight=".5pt">
+                <v:stroke joinstyle="miter"/>
+                <w10:wrap anchorx="margin" anchory="page"/>
+              </v:line>
+            </w:pict>
+          </mc:Fallback>
+        </mc:AlternateContent>
+      </w:r>
+    </w:p>
+    <w:p>
+      <w:pPr>
+        <w:pStyle w:val="Heading1"/>
+        <w:rPr>
+          <w:rFonts w:ascii="Times New Roman" w:hAnsi="Times New Roman" w:cs="Times New Roman"/>
+          <w:color w:val="auto"/>
+          <w:sz w:val="22"/>
+          <w:szCs w:val="22"/>
+        </w:rPr>
+      </w:pPr>
+      <w:r>
+        <w:rPr>
+          <w:rFonts w:ascii="Times New Roman" w:hAnsi="Times New Roman" w:cs="Times New Roman"/>
+          <w:color w:val="auto"/>
+          <w:sz w:val="22"/>
+          <w:szCs w:val="22"/>
+        </w:rPr>
+        <w:t>EDUCATION</w:t>
+      </w:r>
+    </w:p>
+    <w:p>
+      <w:pPr>
+        <w:jc w:val="left"/>
+        <w:rPr>
+          <w:rFonts w:ascii="Times New Roman" w:hAnsi="Times New Roman" w:cs="Times New Roman"/>
+          <w:b/>
+          <w:bCs/>
+          <w:color w:val="auto"/>
+          <w:sz w:val="20"/>
+          <w:szCs w:val="20"/>
+        </w:rPr>
+      </w:pPr>
+      <w:r>
+        <w:rPr>
+          <w:rFonts w:ascii="Times New Roman" w:hAnsi="Times New Roman" w:cs="Times New Roman"/>
+          <w:color w:val="auto"/>
+          <w:sz w:val="20"/>
+          <w:szCs w:val="20"/>
+        </w:rPr>
+        <w:t xml:space="preserve">Bachelor of </w:t>
+      </w:r>
+      <w:r>
+        <w:rPr>
+          <w:rFonts w:ascii="Times New Roman" w:hAnsi="Times New Roman" w:cs="Times New Roman"/>
+          <w:color w:val="auto"/>
+          <w:sz w:val="20"/>
+          <w:szCs w:val="20"/>
+        </w:rPr>
+        <w:t>Technology</w:t>
+      </w:r>
+      <w:r>
+        <w:rPr>
+          <w:rFonts w:ascii="Times New Roman" w:hAnsi="Times New Roman" w:cs="Times New Roman"/>
+          <w:color w:val="auto"/>
+          <w:sz w:val="20"/>
+          <w:szCs w:val="20"/>
+        </w:rPr>
+        <w:t xml:space="preserve"> </w:t>
+      </w:r>
+      <w:r>
+        <w:rPr>
+          <w:rFonts w:ascii="Times New Roman" w:hAnsi="Times New Roman" w:cs="Times New Roman"/>
+          <w:color w:val="auto"/>
+          <w:sz w:val="20"/>
+          <w:szCs w:val="20"/>
+        </w:rPr>
+        <w:t xml:space="preserve">| Computer Science Engineering </w:t>
+      </w:r>
+      <w:r>
+        <w:rPr>
+          <w:rFonts w:ascii="Times New Roman" w:hAnsi="Times New Roman" w:cs="Times New Roman"/>
+          <w:color w:val="auto"/>
+          <w:sz w:val="20"/>
+          <w:szCs w:val="20"/>
+        </w:rPr>
+        <w:t xml:space="preserve">| </w:t>
+      </w:r>
+      <w:r>
+        <w:rPr>
+          <w:rFonts w:ascii="Times New Roman" w:hAnsi="Times New Roman" w:cs="Times New Roman"/>
+          <w:color w:val="auto"/>
+          <w:sz w:val="20"/>
+          <w:szCs w:val="20"/>
+        </w:rPr>
+        <w:t>Khalsa College of Engineering &amp; Technology</w:t>
+      </w:r>
+      <w:r>
+        <w:rPr>
+          <w:rFonts w:ascii="Times New Roman" w:hAnsi="Times New Roman" w:cs="Times New Roman"/>
+          <w:color w:val="auto"/>
+          <w:sz w:val="20"/>
+          <w:szCs w:val="20"/>
+        </w:rPr>
+        <w:t>, Amritsar</w:t>
+      </w:r>
+      <w:r>
+        <w:rPr>
+          <w:rFonts w:ascii="Times New Roman" w:hAnsi="Times New Roman" w:cs="Times New Roman"/>
+          <w:color w:val="auto"/>
+          <w:sz w:val="20"/>
+          <w:szCs w:val="20"/>
+        </w:rPr>
+        <w:t xml:space="preserve"> |</w:t>
+      </w:r>
+      <w:r>
+        <w:rPr>
+          <w:rFonts w:ascii="Times New Roman" w:hAnsi="Times New Roman" w:cs="Times New Roman"/>
+          <w:color w:val="auto"/>
+          <w:sz w:val="20"/>
+          <w:szCs w:val="20"/>
+        </w:rPr>
+        <w:t xml:space="preserve">            </w:t>
+      </w:r>
+      <w:r>
+        <w:rPr>
+          <w:rFonts w:ascii="Times New Roman" w:hAnsi="Times New Roman" w:cs="Times New Roman"/>
+          <w:b/>
+          <w:bCs/>
+          <w:color w:val="auto"/>
+          <w:sz w:val="20"/>
+          <w:szCs w:val="20"/>
+        </w:rPr>
+        <w:t>2021-2025</w:t>
+      </w:r>
+    </w:p>
+    <w:p>
+      <w:r>
+        <w:rPr>
+          <w:rFonts w:ascii="Times New Roman" w:hAnsi="Times New Roman" w:cs="Times New Roman"/>
+          <w:color w:val="auto"/>
+          <w:sz w:val="20"/>
+          <w:szCs w:val="20"/>
+        </w:rPr>
+        <w:t>CGPA: 8.78</w:t>
+      </w:r>
+    </w:p>
+    <w:p>
+      <w:pPr>
+        <w:pStyle w:val="Heading1"/>
+        <w:jc w:val="left"/>
+        <w:rPr>
+          <w:rFonts w:ascii="Times New Roman" w:hAnsi="Times New Roman" w:cs="Times New Roman"/>
+          <w:color w:val="auto"/>
+          <w:sz w:val="22"/>
+          <w:szCs w:val="22"/>
+        </w:rPr>
+      </w:pPr>
+      <w:r>
+        <w:rPr>
+          <w:rFonts w:ascii="Times New Roman" w:hAnsi="Times New Roman" w:cs="Times New Roman"/>
+          <w:noProof/>
+          <w:color w:val="auto"/>
+          <w:sz w:val="18"/>
+          <w:szCs w:val="18"/>
+        </w:rPr>
+        <mc:AlternateContent>
+          <mc:Choice Requires="wps">
+            <w:drawing>
+              <wp:anchor distT="0" distB="0" distL="114300" distR="114300" simplePos="0" relativeHeight="251677696" behindDoc="0" locked="0" layoutInCell="1" allowOverlap="1" wp14:anchorId="57626505" wp14:editId="1CE964B2">
+                <wp:simplePos x="0" y="0"/>
+                <wp:positionH relativeFrom="margin">
+                  <wp:posOffset>0</wp:posOffset>
+                </wp:positionH>
+                <wp:positionV relativeFrom="page">
+                  <wp:posOffset>6621780</wp:posOffset>
                 </wp:positionV>
                 <wp:extent cx="6918960" cy="7620"/>
                 <wp:effectExtent l="0" t="0" r="34290" b="30480"/>
@@ -701,210 +1491,7 @@
           </mc:Choice>
           <mc:Fallback>
             <w:pict>
-              <v:line w14:anchorId="30BDC243" id="Straight Connector 1" o:spid="_x0000_s1026" style="position:absolute;z-index:251677696;visibility:visible;mso-wrap-style:square;mso-width-percent:0;mso-height-percent:0;mso-wrap-distance-left:9pt;mso-wrap-distance-top:0;mso-wrap-distance-right:9pt;mso-wrap-distance-bottom:0;mso-position-horizontal:left;mso-position-horizontal-relative:margin;mso-position-vertical:absolute;mso-position-vertical-relative:page;mso-width-percent:0;mso-height-percent:0;mso-width-relative:margin;mso-height-relative:margin" from="0,296.4pt" to="544.8pt,297pt" o:gfxdata="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" strokecolor="black [3200]" strokeweight=".5pt">
-                <v:stroke joinstyle="miter"/>
-                <w10:wrap anchorx="margin" anchory="page"/>
-              </v:line>
-            </w:pict>
-          </mc:Fallback>
-        </mc:AlternateContent>
-      </w:r>
-      <w:r>
-        <w:rPr>
-          <w:rFonts w:ascii="Times New Roman" w:hAnsi="Times New Roman" w:cs="Times New Roman"/>
-          <w:color w:val="auto"/>
-          <w:sz w:val="10"/>
-          <w:szCs w:val="10"/>
-        </w:rPr>
-        <w:t>-</w:t>
-      </w:r>
-    </w:p>
-    <w:p>
-      <w:pPr>
-        <w:pStyle w:val="Heading1"/>
-        <w:rPr>
-          <w:rFonts w:ascii="Times New Roman" w:hAnsi="Times New Roman" w:cs="Times New Roman"/>
-          <w:color w:val="auto"/>
-          <w:sz w:val="22"/>
-          <w:szCs w:val="22"/>
-        </w:rPr>
-      </w:pPr>
-      <w:r>
-        <w:rPr>
-          <w:rFonts w:ascii="Times New Roman" w:hAnsi="Times New Roman" w:cs="Times New Roman"/>
-          <w:color w:val="auto"/>
-          <w:sz w:val="22"/>
-          <w:szCs w:val="22"/>
-        </w:rPr>
-        <w:t>EDUCATION</w:t>
-      </w:r>
-    </w:p>
-    <w:p>
-      <w:pPr>
-        <w:rPr>
-          <w:rFonts w:ascii="Times New Roman" w:hAnsi="Times New Roman" w:cs="Times New Roman"/>
-          <w:b/>
-          <w:bCs/>
-          <w:color w:val="auto"/>
-          <w:sz w:val="20"/>
-          <w:szCs w:val="20"/>
-        </w:rPr>
-      </w:pPr>
-      <w:r>
-        <w:rPr>
-          <w:rFonts w:ascii="Times New Roman" w:hAnsi="Times New Roman" w:cs="Times New Roman"/>
-          <w:color w:val="auto"/>
-          <w:sz w:val="20"/>
-          <w:szCs w:val="20"/>
-        </w:rPr>
-        <w:t xml:space="preserve">Bachelor of </w:t>
-      </w:r>
-      <w:r>
-        <w:rPr>
-          <w:rFonts w:ascii="Times New Roman" w:hAnsi="Times New Roman" w:cs="Times New Roman"/>
-          <w:color w:val="auto"/>
-          <w:sz w:val="20"/>
-          <w:szCs w:val="20"/>
-        </w:rPr>
-        <w:t>Technology</w:t>
-      </w:r>
-      <w:r>
-        <w:rPr>
-          <w:rFonts w:ascii="Times New Roman" w:hAnsi="Times New Roman" w:cs="Times New Roman"/>
-          <w:color w:val="auto"/>
-          <w:sz w:val="20"/>
-          <w:szCs w:val="20"/>
-        </w:rPr>
-        <w:t xml:space="preserve"> | </w:t>
-      </w:r>
-      <w:r>
-        <w:rPr>
-          <w:rFonts w:ascii="Times New Roman" w:hAnsi="Times New Roman" w:cs="Times New Roman"/>
-          <w:color w:val="auto"/>
-          <w:sz w:val="20"/>
-          <w:szCs w:val="20"/>
-        </w:rPr>
-        <w:t>Khalsa College of Engineering &amp; Technology</w:t>
-      </w:r>
-      <w:r>
-        <w:rPr>
-          <w:rFonts w:ascii="Times New Roman" w:hAnsi="Times New Roman" w:cs="Times New Roman"/>
-          <w:color w:val="auto"/>
-          <w:sz w:val="20"/>
-          <w:szCs w:val="20"/>
-        </w:rPr>
-        <w:t>, Amritsar</w:t>
-      </w:r>
-      <w:r>
-        <w:rPr>
-          <w:rFonts w:ascii="Times New Roman" w:hAnsi="Times New Roman" w:cs="Times New Roman"/>
-          <w:color w:val="auto"/>
-          <w:sz w:val="20"/>
-          <w:szCs w:val="20"/>
-        </w:rPr>
-        <w:t xml:space="preserve">                                                 </w:t>
-      </w:r>
-      <w:r>
-        <w:rPr>
-          <w:rFonts w:ascii="Times New Roman" w:hAnsi="Times New Roman" w:cs="Times New Roman"/>
-          <w:b/>
-          <w:bCs/>
-          <w:color w:val="auto"/>
-          <w:sz w:val="20"/>
-          <w:szCs w:val="20"/>
-        </w:rPr>
-        <w:t>2021-2025</w:t>
-      </w:r>
-    </w:p>
-    <w:p>
-      <w:r>
-        <w:rPr>
-          <w:rFonts w:ascii="Times New Roman" w:hAnsi="Times New Roman" w:cs="Times New Roman"/>
-          <w:color w:val="auto"/>
-          <w:sz w:val="20"/>
-          <w:szCs w:val="20"/>
-        </w:rPr>
-        <w:t>CGPA: 8.78</w:t>
-      </w:r>
-    </w:p>
-    <w:p>
-      <w:pPr>
-        <w:pStyle w:val="Heading1"/>
-        <w:jc w:val="left"/>
-        <w:rPr>
-          <w:rFonts w:ascii="Times New Roman" w:hAnsi="Times New Roman" w:cs="Times New Roman"/>
-          <w:color w:val="auto"/>
-          <w:sz w:val="22"/>
-          <w:szCs w:val="22"/>
-        </w:rPr>
-      </w:pPr>
-      <w:r>
-        <w:rPr>
-          <w:rFonts w:ascii="Times New Roman" w:hAnsi="Times New Roman" w:cs="Times New Roman"/>
-          <w:noProof/>
-          <w:color w:val="auto"/>
-          <w:sz w:val="22"/>
-          <w:szCs w:val="22"/>
-        </w:rPr>
-        <mc:AlternateContent>
-          <mc:Choice Requires="wps">
-            <w:drawing>
-              <wp:anchor distT="0" distB="0" distL="114300" distR="114300" simplePos="0" relativeHeight="251683840" behindDoc="0" locked="0" layoutInCell="1" allowOverlap="1" wp14:anchorId="3E43665A" wp14:editId="1DE94E12">
-                <wp:simplePos x="0" y="0"/>
-                <wp:positionH relativeFrom="margin">
-                  <wp:align>left</wp:align>
-                </wp:positionH>
-                <wp:positionV relativeFrom="page">
-                  <wp:posOffset>4525645</wp:posOffset>
-                </wp:positionV>
-                <wp:extent cx="6918960" cy="7620"/>
-                <wp:effectExtent l="0" t="0" r="34290" b="30480"/>
-                <wp:wrapNone/>
-                <wp:docPr id="2011203701" name="Straight Connector 1"/>
-                <wp:cNvGraphicFramePr/>
-                <a:graphic xmlns:a="http://schemas.openxmlformats.org/drawingml/2006/main">
-                  <a:graphicData uri="http://schemas.microsoft.com/office/word/2010/wordprocessingShape">
-                    <wps:wsp>
-                      <wps:cNvCnPr/>
-                      <wps:spPr>
-                        <a:xfrm>
-                          <a:off x="0" y="0"/>
-                          <a:ext cx="6918960" cy="7620"/>
-                        </a:xfrm>
-                        <a:prstGeom prst="line">
-                          <a:avLst/>
-                        </a:prstGeom>
-                      </wps:spPr>
-                      <wps:style>
-                        <a:lnRef idx="1">
-                          <a:schemeClr val="dk1"/>
-                        </a:lnRef>
-                        <a:fillRef idx="0">
-                          <a:schemeClr val="dk1"/>
-                        </a:fillRef>
-                        <a:effectRef idx="0">
-                          <a:schemeClr val="dk1"/>
-                        </a:effectRef>
-                        <a:fontRef idx="minor">
-                          <a:schemeClr val="tx1"/>
-                        </a:fontRef>
-                      </wps:style>
-                      <wps:bodyPr/>
-                    </wps:wsp>
-                  </a:graphicData>
-                </a:graphic>
-                <wp14:sizeRelH relativeFrom="margin">
-                  <wp14:pctWidth>0</wp14:pctWidth>
-                </wp14:sizeRelH>
-                <wp14:sizeRelV relativeFrom="margin">
-                  <wp14:pctHeight>0</wp14:pctHeight>
-                </wp14:sizeRelV>
-              </wp:anchor>
-            </w:drawing>
-          </mc:Choice>
-          <mc:Fallback>
-            <w:pict>
-              <v:line w14:anchorId="37482277" id="Straight Connector 1" o:spid="_x0000_s1026" style="position:absolute;z-index:251683840;visibility:visible;mso-wrap-style:square;mso-width-percent:0;mso-height-percent:0;mso-wrap-distance-left:9pt;mso-wrap-distance-top:0;mso-wrap-distance-right:9pt;mso-wrap-distance-bottom:0;mso-position-horizontal:left;mso-position-horizontal-relative:margin;mso-position-vertical:absolute;mso-position-vertical-relative:page;mso-width-percent:0;mso-height-percent:0;mso-width-relative:margin;mso-height-relative:margin" from="0,356.35pt" to="544.8pt,356.95pt" o:gfxdata="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" strokecolor="black [3200]" strokeweight=".5pt">
+              <v:line w14:anchorId="6C4A54A4" id="Straight Connector 1" o:spid="_x0000_s1026" style="position:absolute;z-index:251677696;visibility:visible;mso-wrap-style:square;mso-width-percent:0;mso-height-percent:0;mso-wrap-distance-left:9pt;mso-wrap-distance-top:0;mso-wrap-distance-right:9pt;mso-wrap-distance-bottom:0;mso-position-horizontal:absolute;mso-position-horizontal-relative:margin;mso-position-vertical:absolute;mso-position-vertical-relative:page;mso-width-percent:0;mso-height-percent:0;mso-width-relative:margin;mso-height-relative:margin" from="0,521.4pt" to="544.8pt,522pt" o:gfxdata="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" strokecolor="black [3200]" strokeweight=".5pt">
                 <v:stroke joinstyle="miter"/>
                 <w10:wrap anchorx="margin" anchory="page"/>
               </v:line>
@@ -1260,7 +1847,17 @@
           <w:szCs w:val="18"/>
           <w:lang w:val="en-IN"/>
         </w:rPr>
-        <w:t xml:space="preserve"> Integrated AI-powered agents for tasks like PDF conversion, data extraction, and automation.</w:t>
+        <w:t xml:space="preserve">Worked on Python developing Backend </w:t>
+      </w:r>
+      <w:r>
+        <w:rPr>
+          <w:iCs/>
+          <w:color w:val="000000" w:themeColor="text1"/>
+          <w:sz w:val="18"/>
+          <w:szCs w:val="18"/>
+          <w:lang w:val="en-IN"/>
+        </w:rPr>
+        <w:t>for migration tools.</w:t>
       </w:r>
     </w:p>
     <w:p>
@@ -1291,7 +1888,99 @@
           <w:szCs w:val="18"/>
           <w:lang w:val="en-IN"/>
         </w:rPr>
+        <w:t xml:space="preserve"> Integrated AI-powered agents for tasks like PDF conversion, data extraction, and automation.</w:t>
+      </w:r>
+    </w:p>
+    <w:p>
+      <w:pPr>
+        <w:pStyle w:val="ListParagraph"/>
+        <w:numPr>
+          <w:ilvl w:val="0"/>
+          <w:numId w:val="14"/>
+        </w:numPr>
+        <w:tabs>
+          <w:tab w:val="left" w:pos="8874"/>
+        </w:tabs>
+        <w:spacing w:before="55"/>
+        <w:jc w:val="left"/>
+        <w:rPr>
+          <w:iCs/>
+          <w:color w:val="000000" w:themeColor="text1"/>
+          <w:sz w:val="18"/>
+          <w:szCs w:val="18"/>
+          <w:lang w:val="en-IN"/>
+        </w:rPr>
+      </w:pPr>
+      <w:r>
+        <w:rPr>
+          <w:iCs/>
+          <w:color w:val="000000" w:themeColor="text1"/>
+          <w:sz w:val="18"/>
+          <w:szCs w:val="18"/>
+          <w:lang w:val="en-IN"/>
+        </w:rPr>
         <w:t xml:space="preserve"> Streamlined workflows using Power Apps and automated tasks via Power Automate.</w:t>
+      </w:r>
+    </w:p>
+    <w:p>
+      <w:pPr>
+        <w:pStyle w:val="ListParagraph"/>
+        <w:numPr>
+          <w:ilvl w:val="0"/>
+          <w:numId w:val="14"/>
+        </w:numPr>
+        <w:tabs>
+          <w:tab w:val="left" w:pos="8874"/>
+        </w:tabs>
+        <w:spacing w:before="55"/>
+        <w:jc w:val="left"/>
+        <w:rPr>
+          <w:iCs/>
+          <w:color w:val="000000" w:themeColor="text1"/>
+          <w:sz w:val="18"/>
+          <w:szCs w:val="18"/>
+          <w:lang w:val="en-IN"/>
+        </w:rPr>
+      </w:pPr>
+      <w:r>
+        <w:rPr>
+          <w:iCs/>
+          <w:color w:val="000000" w:themeColor="text1"/>
+          <w:sz w:val="18"/>
+          <w:szCs w:val="18"/>
+          <w:lang w:val="en-IN"/>
+        </w:rPr>
+        <w:t>Created interactive interface and seamless API integration. Also developed several API</w:t>
+      </w:r>
+      <w:r>
+        <w:rPr>
+          <w:iCs/>
+          <w:color w:val="000000" w:themeColor="text1"/>
+          <w:sz w:val="18"/>
+          <w:szCs w:val="18"/>
+          <w:lang w:val="en-IN"/>
+        </w:rPr>
+        <w:t xml:space="preserve"> </w:t>
+      </w:r>
+      <w:r>
+        <w:rPr>
+          <w:iCs/>
+          <w:color w:val="000000" w:themeColor="text1"/>
+          <w:sz w:val="18"/>
+          <w:szCs w:val="18"/>
+          <w:lang w:val="en-IN"/>
+        </w:rPr>
+        <w:t>with AI integration</w:t>
+      </w:r>
+      <w:r>
+        <w:rPr>
+          <w:iCs/>
+          <w:color w:val="000000" w:themeColor="text1"/>
+          <w:sz w:val="18"/>
+          <w:szCs w:val="18"/>
+          <w:lang w:val="en-IN"/>
+        </w:rPr>
+        <w:t>.</w:t>
       </w:r>
     </w:p>
     <w:p>
@@ -1555,6 +2244,7 @@
           <w:szCs w:val="18"/>
           <w:lang w:val="en-IN"/>
         </w:rPr>
+        <w:lastRenderedPageBreak/>
         <w:t>Designed and implemented features such as leave requests, workflow approvals, task management, and productivity tracking within apps.</w:t>
       </w:r>
     </w:p>
@@ -1919,13 +2609,13 @@
         <mc:AlternateContent>
           <mc:Choice Requires="wps">
             <w:drawing>
-              <wp:anchor distT="0" distB="0" distL="114300" distR="114300" simplePos="0" relativeHeight="251681792" behindDoc="0" locked="0" layoutInCell="1" allowOverlap="1" wp14:anchorId="5B07FDAA" wp14:editId="11F2DD97">
+              <wp:anchor distT="0" distB="0" distL="114300" distR="114300" simplePos="0" relativeHeight="251681792" behindDoc="0" locked="0" layoutInCell="1" allowOverlap="1" wp14:anchorId="5B07FDAA" wp14:editId="3BBC199D">
                 <wp:simplePos x="0" y="0"/>
                 <wp:positionH relativeFrom="margin">
-                  <wp:posOffset>45720</wp:posOffset>
+                  <wp:posOffset>83820</wp:posOffset>
                 </wp:positionH>
                 <wp:positionV relativeFrom="page">
-                  <wp:posOffset>8655685</wp:posOffset>
+                  <wp:posOffset>2087245</wp:posOffset>
                 </wp:positionV>
                 <wp:extent cx="6880860" cy="7620"/>
                 <wp:effectExtent l="0" t="0" r="34290" b="30480"/>
@@ -1974,7 +2664,7 @@
           </mc:Choice>
           <mc:Fallback>
             <w:pict>
-              <v:line w14:anchorId="62212BC6" id="Straight Connector 1" o:spid="_x0000_s1026" style="position:absolute;z-index:251681792;visibility:visible;mso-wrap-style:square;mso-width-percent:0;mso-height-percent:0;mso-wrap-distance-left:9pt;mso-wrap-distance-top:0;mso-wrap-distance-right:9pt;mso-wrap-distance-bottom:0;mso-position-horizontal:absolute;mso-position-horizontal-relative:margin;mso-position-vertical:absolute;mso-position-vertical-relative:page;mso-width-percent:0;mso-height-percent:0;mso-width-relative:margin;mso-height-relative:margin" from="3.6pt,681.55pt" to="545.4pt,682.15pt" o:gfxdata="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" strokecolor="black [3200]" strokeweight=".5pt">
+              <v:line w14:anchorId="4C4A2BA8" id="Straight Connector 1" o:spid="_x0000_s1026" style="position:absolute;z-index:251681792;visibility:visible;mso-wrap-style:square;mso-width-percent:0;mso-height-percent:0;mso-wrap-distance-left:9pt;mso-wrap-distance-top:0;mso-wrap-distance-right:9pt;mso-wrap-distance-bottom:0;mso-position-horizontal:absolute;mso-position-horizontal-relative:margin;mso-position-vertical:absolute;mso-position-vertical-relative:page;mso-width-percent:0;mso-height-percent:0;mso-width-relative:margin;mso-height-relative:margin" from="6.6pt,164.35pt" to="548.4pt,164.95pt" o:gfxdata="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" strokecolor="black [3200]" strokeweight=".5pt">
                 <v:stroke joinstyle="miter"/>
                 <w10:wrap anchorx="margin" anchory="page"/>
               </v:line>
@@ -2012,6 +2702,244 @@
         <w:t>jects</w:t>
       </w:r>
     </w:p>
+    <w:p/>
+    <w:p>
+      <w:pPr>
+        <w:pStyle w:val="List"/>
+        <w:rPr>
+          <w:rFonts w:ascii="Times New Roman" w:hAnsi="Times New Roman" w:cs="Times New Roman"/>
+          <w:b/>
+          <w:bCs/>
+          <w:iCs/>
+          <w:color w:val="auto"/>
+          <w:sz w:val="20"/>
+          <w:szCs w:val="20"/>
+        </w:rPr>
+      </w:pPr>
+      <w:r>
+        <w:rPr>
+          <w:rFonts w:ascii="Times New Roman" w:hAnsi="Times New Roman" w:cs="Times New Roman"/>
+          <w:b/>
+          <w:iCs/>
+          <w:color w:val="auto"/>
+          <w:sz w:val="20"/>
+          <w:szCs w:val="20"/>
+        </w:rPr>
+        <w:t>Switch</w:t>
+      </w:r>
+      <w:r>
+        <w:rPr>
+          <w:rFonts w:ascii="Times New Roman" w:hAnsi="Times New Roman" w:cs="Times New Roman"/>
+          <w:b/>
+          <w:iCs/>
+          <w:color w:val="auto"/>
+          <w:sz w:val="20"/>
+          <w:szCs w:val="20"/>
+        </w:rPr>
+        <w:t>Gate</w:t>
+      </w:r>
+      <w:r>
+        <w:rPr>
+          <w:rFonts w:ascii="Times New Roman" w:hAnsi="Times New Roman" w:cs="Times New Roman"/>
+          <w:b/>
+          <w:iCs/>
+          <w:color w:val="auto"/>
+          <w:sz w:val="20"/>
+          <w:szCs w:val="20"/>
+        </w:rPr>
+        <w:t xml:space="preserve"> </w:t>
+      </w:r>
+      <w:r>
+        <w:rPr>
+          <w:rFonts w:ascii="Times New Roman" w:hAnsi="Times New Roman" w:cs="Times New Roman"/>
+          <w:b/>
+          <w:iCs/>
+          <w:color w:val="auto"/>
+          <w:sz w:val="20"/>
+          <w:szCs w:val="20"/>
+        </w:rPr>
+        <w:t>2</w:t>
+      </w:r>
+      <w:r>
+        <w:rPr>
+          <w:rFonts w:ascii="Times New Roman" w:hAnsi="Times New Roman" w:cs="Times New Roman"/>
+          <w:b/>
+          <w:iCs/>
+          <w:color w:val="auto"/>
+          <w:sz w:val="20"/>
+          <w:szCs w:val="20"/>
+        </w:rPr>
+        <w:t xml:space="preserve">– </w:t>
+      </w:r>
+      <w:r>
+        <w:rPr>
+          <w:rFonts w:ascii="Times New Roman" w:hAnsi="Times New Roman" w:cs="Times New Roman"/>
+          <w:b/>
+          <w:iCs/>
+          <w:color w:val="auto"/>
+          <w:sz w:val="20"/>
+          <w:szCs w:val="20"/>
+        </w:rPr>
+        <w:t>Tableau</w:t>
+      </w:r>
+      <w:r>
+        <w:rPr>
+          <w:rFonts w:ascii="Times New Roman" w:hAnsi="Times New Roman" w:cs="Times New Roman"/>
+          <w:b/>
+          <w:iCs/>
+          <w:color w:val="auto"/>
+          <w:sz w:val="20"/>
+          <w:szCs w:val="20"/>
+        </w:rPr>
+        <w:t xml:space="preserve"> to Power BI Converter</w:t>
+      </w:r>
+      <w:r>
+        <w:rPr>
+          <w:rFonts w:ascii="Times New Roman" w:hAnsi="Times New Roman" w:cs="Times New Roman"/>
+          <w:b/>
+          <w:bCs/>
+          <w:iCs/>
+          <w:color w:val="auto"/>
+          <w:sz w:val="20"/>
+          <w:szCs w:val="20"/>
+        </w:rPr>
+        <w:t xml:space="preserve">:                                 </w:t>
+      </w:r>
+      <w:r>
+        <w:rPr>
+          <w:rFonts w:ascii="Times New Roman" w:hAnsi="Times New Roman" w:cs="Times New Roman"/>
+          <w:b/>
+          <w:bCs/>
+          <w:iCs/>
+          <w:color w:val="auto"/>
+          <w:sz w:val="20"/>
+          <w:szCs w:val="20"/>
+        </w:rPr>
+        <w:t xml:space="preserve">                                 </w:t>
+      </w:r>
+      <w:r>
+        <w:rPr>
+          <w:rFonts w:ascii="Times New Roman" w:hAnsi="Times New Roman" w:cs="Times New Roman"/>
+          <w:b/>
+          <w:bCs/>
+          <w:iCs/>
+          <w:color w:val="auto"/>
+          <w:sz w:val="20"/>
+          <w:szCs w:val="20"/>
+        </w:rPr>
+        <w:t xml:space="preserve">                                   Feb 202</w:t>
+      </w:r>
+      <w:r>
+        <w:rPr>
+          <w:rFonts w:ascii="Times New Roman" w:hAnsi="Times New Roman" w:cs="Times New Roman"/>
+          <w:b/>
+          <w:bCs/>
+          <w:iCs/>
+          <w:color w:val="auto"/>
+          <w:sz w:val="20"/>
+          <w:szCs w:val="20"/>
+        </w:rPr>
+        <w:t>6</w:t>
+      </w:r>
+      <w:r>
+        <w:rPr>
+          <w:rFonts w:ascii="Times New Roman" w:hAnsi="Times New Roman" w:cs="Times New Roman"/>
+          <w:b/>
+          <w:bCs/>
+          <w:iCs/>
+          <w:color w:val="auto"/>
+          <w:sz w:val="20"/>
+          <w:szCs w:val="20"/>
+        </w:rPr>
+        <w:t xml:space="preserve"> – </w:t>
+      </w:r>
+      <w:r>
+        <w:rPr>
+          <w:rFonts w:ascii="Times New Roman" w:hAnsi="Times New Roman" w:cs="Times New Roman"/>
+          <w:b/>
+          <w:bCs/>
+          <w:iCs/>
+          <w:color w:val="auto"/>
+          <w:sz w:val="20"/>
+          <w:szCs w:val="20"/>
+        </w:rPr>
+        <w:t>Present</w:t>
+      </w:r>
+    </w:p>
+    <w:p>
+      <w:pPr>
+        <w:pStyle w:val="ListBullet"/>
+        <w:numPr>
+          <w:ilvl w:val="0"/>
+          <w:numId w:val="0"/>
+        </w:numPr>
+        <w:ind w:left="360" w:hanging="360"/>
+        <w:rPr>
+          <w:rFonts w:ascii="Times New Roman" w:hAnsi="Times New Roman" w:cs="Times New Roman"/>
+          <w:bCs/>
+          <w:color w:val="auto"/>
+          <w:sz w:val="19"/>
+          <w:szCs w:val="19"/>
+        </w:rPr>
+      </w:pPr>
+      <w:r>
+        <w:rPr>
+          <w:rFonts w:ascii="Times New Roman" w:hAnsi="Times New Roman" w:cs="Times New Roman"/>
+          <w:bCs/>
+          <w:color w:val="auto"/>
+          <w:sz w:val="19"/>
+          <w:szCs w:val="19"/>
+        </w:rPr>
+        <w:t>React | Fluent UI | API Integration | UI/UX Development | API Creation| Backend Development| Python| Migration| LLM</w:t>
+      </w:r>
+      <w:r>
+        <w:rPr>
+          <w:rFonts w:ascii="Times New Roman" w:hAnsi="Times New Roman" w:cs="Times New Roman"/>
+          <w:bCs/>
+          <w:color w:val="auto"/>
+          <w:sz w:val="19"/>
+          <w:szCs w:val="19"/>
+        </w:rPr>
+        <w:t xml:space="preserve"> |</w:t>
+      </w:r>
+      <w:r>
+        <w:rPr>
+          <w:rFonts w:ascii="Times New Roman" w:hAnsi="Times New Roman" w:cs="Times New Roman"/>
+          <w:bCs/>
+          <w:color w:val="auto"/>
+          <w:sz w:val="19"/>
+          <w:szCs w:val="19"/>
+        </w:rPr>
+        <w:t xml:space="preserve"> Azure DevOps </w:t>
+      </w:r>
+    </w:p>
+    <w:p>
+      <w:pPr>
+        <w:pStyle w:val="ListParagraph"/>
+        <w:jc w:val="both"/>
+        <w:rPr>
+          <w:rFonts w:ascii="Times New Roman" w:hAnsi="Times New Roman" w:cs="Times New Roman"/>
+          <w:color w:val="auto"/>
+          <w:sz w:val="19"/>
+          <w:szCs w:val="19"/>
+        </w:rPr>
+      </w:pPr>
+      <w:r>
+        <w:rPr>
+          <w:rFonts w:ascii="Times New Roman" w:hAnsi="Times New Roman" w:cs="Times New Roman"/>
+          <w:color w:val="auto"/>
+          <w:sz w:val="19"/>
+          <w:szCs w:val="19"/>
+        </w:rPr>
+        <w:t>Developing a platform to facilitate conversion of Tableau reports to Power BI. Responsible for building the complete frontend UI using React.js and Tailwind CSS, creating responsive and modular components for report interaction and visualization. Integrated APIs to fetch and display structured data, mapping backend responses and local storage values to the interface. Also contributing to the backend development of a report generation agent that processes Tableau report structures and generates corresponding Power BI report configurations. The system is currently deployed and under active development.</w:t>
+      </w:r>
+    </w:p>
+    <w:p>
+      <w:pPr>
+        <w:pStyle w:val="ListParagraph"/>
+        <w:jc w:val="both"/>
+      </w:pPr>
+    </w:p>
     <w:p>
       <w:pPr>
         <w:pStyle w:val="Space"/>
@@ -2032,7 +2960,29 @@
           <w:sz w:val="20"/>
           <w:szCs w:val="20"/>
         </w:rPr>
-        <w:t>SwitchBlade – Qlik to Power BI Converter</w:t>
+        <w:t>Switch</w:t>
+      </w:r>
+      <w:r>
+        <w:rPr>
+          <w:rFonts w:ascii="Times New Roman" w:hAnsi="Times New Roman" w:cs="Times New Roman"/>
+          <w:b/>
+          <w:iCs/>
+          <w:color w:val="auto"/>
+          <w:sz w:val="20"/>
+          <w:szCs w:val="20"/>
+        </w:rPr>
+        <w:t>Gate</w:t>
+      </w:r>
+      <w:r>
+        <w:rPr>
+          <w:rFonts w:ascii="Times New Roman" w:hAnsi="Times New Roman" w:cs="Times New Roman"/>
+          <w:b/>
+          <w:iCs/>
+          <w:color w:val="auto"/>
+          <w:sz w:val="20"/>
+          <w:szCs w:val="20"/>
+        </w:rPr>
+        <w:t xml:space="preserve"> – Qlik to Power BI Converter</w:t>
       </w:r>
       <w:r>
         <w:rPr>
@@ -2072,7 +3022,17 @@
           <w:sz w:val="20"/>
           <w:szCs w:val="20"/>
         </w:rPr>
-        <w:t>April 2025- present</w:t>
+        <w:t xml:space="preserve">April 2025- </w:t>
+      </w:r>
+      <w:r>
+        <w:rPr>
+          <w:rStyle w:val="Emphasis"/>
+          <w:rFonts w:ascii="Times New Roman" w:hAnsi="Times New Roman" w:cs="Times New Roman"/>
+          <w:color w:val="auto"/>
+          <w:sz w:val="20"/>
+          <w:szCs w:val="20"/>
+        </w:rPr>
+        <w:t>Nov 2025</w:t>
       </w:r>
     </w:p>
     <w:p>
@@ -2087,39 +3047,175 @@
         <w:rPr>
           <w:rFonts w:ascii="Times New Roman" w:hAnsi="Times New Roman" w:cs="Times New Roman"/>
           <w:color w:val="auto"/>
+          <w:sz w:val="19"/>
+          <w:szCs w:val="19"/>
+        </w:rPr>
+      </w:pPr>
+      <w:r>
+        <w:rPr>
+          <w:rFonts w:ascii="Times New Roman" w:hAnsi="Times New Roman" w:cs="Times New Roman"/>
+          <w:color w:val="auto"/>
+          <w:sz w:val="19"/>
+          <w:szCs w:val="19"/>
+        </w:rPr>
+        <w:t>React | Tailwind CSS | API Integration | UI/UX Development | Local Storage Mapping</w:t>
+      </w:r>
+      <w:r>
+        <w:rPr>
+          <w:rFonts w:ascii="Times New Roman" w:hAnsi="Times New Roman" w:cs="Times New Roman"/>
+          <w:color w:val="auto"/>
+          <w:sz w:val="19"/>
+          <w:szCs w:val="19"/>
+        </w:rPr>
+        <w:t xml:space="preserve"> | API Creation</w:t>
+      </w:r>
+    </w:p>
+    <w:p>
+      <w:pPr>
+        <w:pStyle w:val="List"/>
+        <w:ind w:left="720"/>
+        <w:rPr>
+          <w:rFonts w:ascii="Times New Roman" w:hAnsi="Times New Roman" w:cs="Times New Roman"/>
+          <w:color w:val="auto"/>
+          <w:sz w:val="19"/>
+          <w:szCs w:val="19"/>
+        </w:rPr>
+      </w:pPr>
+      <w:r>
+        <w:rPr>
+          <w:rFonts w:ascii="Times New Roman" w:hAnsi="Times New Roman" w:cs="Times New Roman"/>
+          <w:color w:val="auto"/>
+          <w:sz w:val="19"/>
+          <w:szCs w:val="19"/>
+        </w:rPr>
+        <w:t xml:space="preserve">Developing a frontend interface that bridges Qlik data with Power BI visualization needs. Built dynamic React components styled with Tailwind CSS to ensure a responsive and user-friendly design. </w:t>
+      </w:r>
+      <w:r>
+        <w:rPr>
+          <w:rFonts w:ascii="Times New Roman" w:hAnsi="Times New Roman" w:cs="Times New Roman"/>
+          <w:color w:val="auto"/>
+          <w:sz w:val="19"/>
+          <w:szCs w:val="19"/>
+        </w:rPr>
+        <w:t xml:space="preserve">Developed &amp; </w:t>
+      </w:r>
+      <w:r>
+        <w:rPr>
+          <w:rFonts w:ascii="Times New Roman" w:hAnsi="Times New Roman" w:cs="Times New Roman"/>
+          <w:color w:val="auto"/>
+          <w:sz w:val="19"/>
+          <w:szCs w:val="19"/>
+        </w:rPr>
+        <w:t>Integrated APIs and mapped local storage values to display structured data on the UI. Focused on enhancing usability through clean UX, modular components, and seamless data rendering. Currently deployed and actively under development.</w:t>
+      </w:r>
+    </w:p>
+    <w:p>
+      <w:pPr>
+        <w:pStyle w:val="List"/>
+        <w:rPr>
+          <w:rFonts w:ascii="Times New Roman" w:hAnsi="Times New Roman" w:cs="Times New Roman"/>
+          <w:color w:val="auto"/>
           <w:sz w:val="18"/>
           <w:szCs w:val="18"/>
         </w:rPr>
       </w:pPr>
-      <w:r>
-        <w:rPr>
-          <w:rFonts w:ascii="Times New Roman" w:hAnsi="Times New Roman" w:cs="Times New Roman"/>
-          <w:color w:val="auto"/>
-          <w:sz w:val="18"/>
-          <w:szCs w:val="18"/>
-        </w:rPr>
-        <w:t>React | Tailwind CSS | API Integration | UI/UX Development | Local Storage Mapping</w:t>
-      </w:r>
     </w:p>
     <w:p>
       <w:pPr>
         <w:pStyle w:val="List"/>
         <w:rPr>
           <w:rFonts w:ascii="Times New Roman" w:hAnsi="Times New Roman" w:cs="Times New Roman"/>
-          <w:color w:val="auto"/>
-          <w:sz w:val="18"/>
-          <w:szCs w:val="18"/>
-        </w:rPr>
-      </w:pPr>
-      <w:r>
-        <w:rPr>
-          <w:rFonts w:ascii="Times New Roman" w:hAnsi="Times New Roman" w:cs="Times New Roman"/>
-          <w:color w:val="auto"/>
-          <w:sz w:val="18"/>
-          <w:szCs w:val="18"/>
-        </w:rPr>
-        <w:lastRenderedPageBreak/>
-        <w:t>Developing a frontend interface that bridges Qlik data with Power BI visualization needs. Built dynamic React components styled with Tailwind CSS to ensure a responsive and user-friendly design. Integrated APIs and mapped local storage values to display structured data on the UI. Focused on enhancing usability through clean UX, modular components, and seamless data rendering. Currently deployed and actively under development.</w:t>
+          <w:b/>
+          <w:bCs/>
+          <w:iCs/>
+          <w:color w:val="auto"/>
+          <w:sz w:val="20"/>
+          <w:szCs w:val="20"/>
+        </w:rPr>
+      </w:pPr>
+      <w:r>
+        <w:rPr>
+          <w:rFonts w:ascii="Times New Roman" w:hAnsi="Times New Roman" w:cs="Times New Roman"/>
+          <w:b/>
+          <w:bCs/>
+          <w:iCs/>
+          <w:color w:val="auto"/>
+          <w:sz w:val="20"/>
+          <w:szCs w:val="20"/>
+        </w:rPr>
+        <w:t>Outclass PTE – AI-Enabled Online PTE Preparation Platform</w:t>
+      </w:r>
+      <w:r>
+        <w:rPr>
+          <w:rFonts w:ascii="Times New Roman" w:hAnsi="Times New Roman" w:cs="Times New Roman"/>
+          <w:b/>
+          <w:bCs/>
+          <w:iCs/>
+          <w:color w:val="auto"/>
+          <w:sz w:val="20"/>
+          <w:szCs w:val="20"/>
+        </w:rPr>
+        <w:t>:</w:t>
+      </w:r>
+      <w:r>
+        <w:rPr>
+          <w:rFonts w:ascii="Times New Roman" w:hAnsi="Times New Roman" w:cs="Times New Roman"/>
+          <w:b/>
+          <w:bCs/>
+          <w:iCs/>
+          <w:color w:val="auto"/>
+          <w:sz w:val="20"/>
+          <w:szCs w:val="20"/>
+        </w:rPr>
+        <w:t xml:space="preserve"> </w:t>
+      </w:r>
+      <w:r>
+        <w:rPr>
+          <w:rFonts w:ascii="Times New Roman" w:hAnsi="Times New Roman" w:cs="Times New Roman"/>
+          <w:b/>
+          <w:bCs/>
+          <w:iCs/>
+          <w:color w:val="auto"/>
+          <w:sz w:val="20"/>
+          <w:szCs w:val="20"/>
+        </w:rPr>
+        <w:t xml:space="preserve">               </w:t>
+      </w:r>
+      <w:r>
+        <w:rPr>
+          <w:rFonts w:ascii="Times New Roman" w:hAnsi="Times New Roman" w:cs="Times New Roman"/>
+          <w:b/>
+          <w:bCs/>
+          <w:iCs/>
+          <w:color w:val="auto"/>
+          <w:sz w:val="20"/>
+          <w:szCs w:val="20"/>
+        </w:rPr>
+        <w:t xml:space="preserve">                                          </w:t>
+      </w:r>
+      <w:r>
+        <w:rPr>
+          <w:rFonts w:ascii="Times New Roman" w:hAnsi="Times New Roman" w:cs="Times New Roman"/>
+          <w:b/>
+          <w:bCs/>
+          <w:iCs/>
+          <w:color w:val="auto"/>
+          <w:sz w:val="20"/>
+          <w:szCs w:val="20"/>
+        </w:rPr>
+        <w:t xml:space="preserve">          </w:t>
+      </w:r>
+      <w:r>
+        <w:rPr>
+          <w:rFonts w:ascii="Times New Roman" w:hAnsi="Times New Roman" w:cs="Times New Roman"/>
+          <w:b/>
+          <w:bCs/>
+          <w:iCs/>
+          <w:color w:val="auto"/>
+          <w:sz w:val="20"/>
+          <w:szCs w:val="20"/>
+        </w:rPr>
+        <w:t>Feb 2025 – April 2025</w:t>
       </w:r>
     </w:p>
     <w:p>
@@ -2127,128 +3223,19 @@
         <w:pStyle w:val="List"/>
         <w:rPr>
           <w:rFonts w:ascii="Times New Roman" w:hAnsi="Times New Roman" w:cs="Times New Roman"/>
-          <w:color w:val="auto"/>
-          <w:sz w:val="18"/>
-          <w:szCs w:val="18"/>
-        </w:rPr>
-      </w:pPr>
-    </w:p>
-    <w:p>
-      <w:pPr>
-        <w:pStyle w:val="List"/>
-        <w:rPr>
-          <w:rFonts w:ascii="Times New Roman" w:hAnsi="Times New Roman" w:cs="Times New Roman"/>
-          <w:b/>
-          <w:bCs/>
-          <w:iCs/>
-          <w:color w:val="auto"/>
-          <w:sz w:val="20"/>
-          <w:szCs w:val="20"/>
-        </w:rPr>
-      </w:pPr>
-      <w:r>
-        <w:rPr>
-          <w:rFonts w:ascii="Times New Roman" w:hAnsi="Times New Roman" w:cs="Times New Roman"/>
-          <w:b/>
-          <w:bCs/>
-          <w:iCs/>
-          <w:color w:val="auto"/>
-          <w:sz w:val="20"/>
-          <w:szCs w:val="20"/>
-        </w:rPr>
-        <w:t>Outclass PTE – AI-Enabled Online PTE Preparation Platform</w:t>
-      </w:r>
-      <w:r>
-        <w:rPr>
-          <w:rFonts w:ascii="Times New Roman" w:hAnsi="Times New Roman" w:cs="Times New Roman"/>
-          <w:b/>
-          <w:bCs/>
-          <w:iCs/>
-          <w:color w:val="auto"/>
-          <w:sz w:val="20"/>
-          <w:szCs w:val="20"/>
-        </w:rPr>
-        <w:t>:</w:t>
-      </w:r>
-      <w:r>
-        <w:rPr>
-          <w:rFonts w:ascii="Times New Roman" w:hAnsi="Times New Roman" w:cs="Times New Roman"/>
-          <w:b/>
-          <w:bCs/>
-          <w:iCs/>
-          <w:color w:val="auto"/>
-          <w:sz w:val="20"/>
-          <w:szCs w:val="20"/>
-        </w:rPr>
-        <w:t xml:space="preserve"> </w:t>
-      </w:r>
-      <w:r>
-        <w:rPr>
-          <w:rFonts w:ascii="Times New Roman" w:hAnsi="Times New Roman" w:cs="Times New Roman"/>
-          <w:b/>
-          <w:bCs/>
-          <w:iCs/>
-          <w:color w:val="auto"/>
-          <w:sz w:val="20"/>
-          <w:szCs w:val="20"/>
-        </w:rPr>
-        <w:t xml:space="preserve">               </w:t>
-      </w:r>
-      <w:r>
-        <w:rPr>
-          <w:rFonts w:ascii="Times New Roman" w:hAnsi="Times New Roman" w:cs="Times New Roman"/>
-          <w:b/>
-          <w:bCs/>
-          <w:iCs/>
-          <w:color w:val="auto"/>
-          <w:sz w:val="20"/>
-          <w:szCs w:val="20"/>
-        </w:rPr>
-        <w:t xml:space="preserve">                                          </w:t>
-      </w:r>
-      <w:r>
-        <w:rPr>
-          <w:rFonts w:ascii="Times New Roman" w:hAnsi="Times New Roman" w:cs="Times New Roman"/>
-          <w:b/>
-          <w:bCs/>
-          <w:iCs/>
-          <w:color w:val="auto"/>
-          <w:sz w:val="20"/>
-          <w:szCs w:val="20"/>
-        </w:rPr>
-        <w:t xml:space="preserve">          </w:t>
-      </w:r>
-      <w:r>
-        <w:rPr>
-          <w:rFonts w:ascii="Times New Roman" w:hAnsi="Times New Roman" w:cs="Times New Roman"/>
-          <w:b/>
-          <w:bCs/>
-          <w:iCs/>
-          <w:color w:val="auto"/>
-          <w:sz w:val="20"/>
-          <w:szCs w:val="20"/>
-        </w:rPr>
-        <w:t>Feb 2025 – April 2025</w:t>
-      </w:r>
-    </w:p>
-    <w:p>
-      <w:pPr>
-        <w:pStyle w:val="List"/>
-        <w:rPr>
-          <w:rFonts w:ascii="Times New Roman" w:hAnsi="Times New Roman" w:cs="Times New Roman"/>
-          <w:bCs/>
-          <w:color w:val="auto"/>
-          <w:sz w:val="18"/>
-          <w:szCs w:val="18"/>
-        </w:rPr>
-      </w:pPr>
-      <w:r>
-        <w:rPr>
-          <w:rFonts w:ascii="Times New Roman" w:hAnsi="Times New Roman" w:cs="Times New Roman"/>
-          <w:bCs/>
-          <w:color w:val="auto"/>
-          <w:sz w:val="18"/>
-          <w:szCs w:val="18"/>
+          <w:bCs/>
+          <w:color w:val="auto"/>
+          <w:sz w:val="19"/>
+          <w:szCs w:val="19"/>
+        </w:rPr>
+      </w:pPr>
+      <w:r>
+        <w:rPr>
+          <w:rFonts w:ascii="Times New Roman" w:hAnsi="Times New Roman" w:cs="Times New Roman"/>
+          <w:bCs/>
+          <w:color w:val="auto"/>
+          <w:sz w:val="19"/>
+          <w:szCs w:val="19"/>
         </w:rPr>
         <w:t>React | Dataverse | Koyeb | Microsoft Power Platform</w:t>
       </w:r>
@@ -2262,18 +3249,18 @@
         </w:numPr>
         <w:ind w:left="720"/>
         <w:rPr>
-          <w:rFonts w:cs="Times New Roman"/>
-          <w:color w:val="auto"/>
-          <w:sz w:val="18"/>
-          <w:szCs w:val="18"/>
-        </w:rPr>
-      </w:pPr>
-      <w:r>
-        <w:rPr>
-          <w:rFonts w:cs="Times New Roman"/>
-          <w:color w:val="auto"/>
-          <w:sz w:val="18"/>
-          <w:szCs w:val="18"/>
+          <w:rFonts w:ascii="Times New Roman" w:hAnsi="Times New Roman" w:cs="Times New Roman"/>
+          <w:color w:val="auto"/>
+          <w:sz w:val="19"/>
+          <w:szCs w:val="19"/>
+        </w:rPr>
+      </w:pPr>
+      <w:r>
+        <w:rPr>
+          <w:rFonts w:ascii="Times New Roman" w:hAnsi="Times New Roman" w:cs="Times New Roman"/>
+          <w:color w:val="auto"/>
+          <w:sz w:val="19"/>
+          <w:szCs w:val="19"/>
         </w:rPr>
         <w:t>Built a responsive PTE learning platform using React, supporting all modules—Speaking, Reading, Writing, and Listening. Integrated Dataverse for structured data storage and used Koyeb to process and store user responses. Questions are fetched dynamically through choice fields, enabling personalized practice and real-time performance tracking.</w:t>
       </w:r>
@@ -2378,8 +3365,8 @@
         <w:rPr>
           <w:rFonts w:ascii="Times New Roman" w:hAnsi="Times New Roman" w:cs="Times New Roman"/>
           <w:color w:val="auto"/>
-          <w:sz w:val="18"/>
-          <w:szCs w:val="18"/>
+          <w:sz w:val="19"/>
+          <w:szCs w:val="19"/>
           <w:lang w:val="en-IN"/>
         </w:rPr>
       </w:pPr>
@@ -2389,23 +3376,11 @@
           <w:i/>
           <w:iCs/>
           <w:color w:val="auto"/>
-          <w:sz w:val="18"/>
-          <w:szCs w:val="18"/>
-          <w:lang w:val="en-IN"/>
-        </w:rPr>
-        <w:t>PDF Q&amp;A Chatbot | LLaMA via Ollama | Local RAG | AI Document Reader</w:t>
-      </w:r>
-      <w:r>
-        <w:rPr>
-          <w:rFonts w:ascii="Times New Roman" w:hAnsi="Times New Roman" w:cs="Times New Roman"/>
-          <w:i/>
-          <w:iCs/>
-          <w:color w:val="auto"/>
-          <w:sz w:val="18"/>
-          <w:szCs w:val="18"/>
-          <w:lang w:val="en-IN"/>
-        </w:rPr>
-        <w:t xml:space="preserve"> |Python </w:t>
+          <w:sz w:val="19"/>
+          <w:szCs w:val="19"/>
+          <w:lang w:val="en-IN"/>
+        </w:rPr>
+        <w:t xml:space="preserve">PDF Q&amp;A Chatbot | LLaMA via Ollama | Local RAG | AI Document Reader |Python </w:t>
       </w:r>
     </w:p>
     <w:p>
@@ -2419,16 +3394,16 @@
         <w:rPr>
           <w:rFonts w:ascii="Times New Roman" w:hAnsi="Times New Roman" w:cs="Times New Roman"/>
           <w:color w:val="auto"/>
-          <w:sz w:val="18"/>
-          <w:szCs w:val="18"/>
-        </w:rPr>
-      </w:pPr>
-      <w:r>
-        <w:rPr>
-          <w:rFonts w:ascii="Times New Roman" w:hAnsi="Times New Roman" w:cs="Times New Roman"/>
-          <w:color w:val="auto"/>
-          <w:sz w:val="18"/>
-          <w:szCs w:val="18"/>
+          <w:sz w:val="19"/>
+          <w:szCs w:val="19"/>
+        </w:rPr>
+      </w:pPr>
+      <w:r>
+        <w:rPr>
+          <w:rFonts w:ascii="Times New Roman" w:hAnsi="Times New Roman" w:cs="Times New Roman"/>
+          <w:color w:val="auto"/>
+          <w:sz w:val="19"/>
+          <w:szCs w:val="19"/>
         </w:rPr>
         <w:t xml:space="preserve">Built an intelligent chatbot that allows users to upload PDFs and receive context-aware answers based on the document content. Leveraged </w:t>
       </w:r>
@@ -2438,8 +3413,8 @@
           <w:b/>
           <w:bCs/>
           <w:color w:val="auto"/>
-          <w:sz w:val="18"/>
-          <w:szCs w:val="18"/>
+          <w:sz w:val="19"/>
+          <w:szCs w:val="19"/>
         </w:rPr>
         <w:t>Ollama</w:t>
       </w:r>
@@ -2447,8 +3422,8 @@
         <w:rPr>
           <w:rFonts w:ascii="Times New Roman" w:hAnsi="Times New Roman" w:cs="Times New Roman"/>
           <w:color w:val="auto"/>
-          <w:sz w:val="18"/>
-          <w:szCs w:val="18"/>
+          <w:sz w:val="19"/>
+          <w:szCs w:val="19"/>
         </w:rPr>
         <w:t xml:space="preserve"> to run </w:t>
       </w:r>
@@ -2458,8 +3433,8 @@
           <w:b/>
           <w:bCs/>
           <w:color w:val="auto"/>
-          <w:sz w:val="18"/>
-          <w:szCs w:val="18"/>
+          <w:sz w:val="19"/>
+          <w:szCs w:val="19"/>
         </w:rPr>
         <w:t>OpenAI's LLaMA models locally</w:t>
       </w:r>
@@ -2467,19 +3442,10 @@
         <w:rPr>
           <w:rFonts w:ascii="Times New Roman" w:hAnsi="Times New Roman" w:cs="Times New Roman"/>
           <w:color w:val="auto"/>
-          <w:sz w:val="18"/>
-          <w:szCs w:val="18"/>
-        </w:rPr>
-        <w:t>, enabling secure, offline processing of user data. Designed to deliver accurate responses by implementing Retrieval-Augmented Generation (RAG) techniques for efficient document comprehension</w:t>
-      </w:r>
-      <w:r>
-        <w:rPr>
-          <w:rFonts w:ascii="Times New Roman" w:hAnsi="Times New Roman" w:cs="Times New Roman"/>
-          <w:color w:val="auto"/>
-          <w:sz w:val="18"/>
-          <w:szCs w:val="18"/>
-        </w:rPr>
-        <w:t>.</w:t>
+          <w:sz w:val="19"/>
+          <w:szCs w:val="19"/>
+        </w:rPr>
+        <w:t>, enabling secure, offline processing of user data. Designed to deliver accurate responses by implementing Retrieval-Augmented Generation (RAG) techniques for efficient document comprehension.</w:t>
       </w:r>
     </w:p>
     <w:p>
@@ -2566,8 +3532,8 @@
           <w:rFonts w:ascii="Times New Roman" w:hAnsi="Times New Roman" w:cs="Times New Roman"/>
           <w:bCs/>
           <w:color w:val="auto"/>
-          <w:sz w:val="18"/>
-          <w:szCs w:val="18"/>
+          <w:sz w:val="19"/>
+          <w:szCs w:val="19"/>
         </w:rPr>
       </w:pPr>
       <w:r>
@@ -2576,8 +3542,8 @@
           <w:bCs/>
           <w:iCs/>
           <w:color w:val="auto"/>
-          <w:sz w:val="18"/>
-          <w:szCs w:val="18"/>
+          <w:sz w:val="19"/>
+          <w:szCs w:val="19"/>
         </w:rPr>
         <w:t>Canvas App | Azure Functions | SharePoint | Microsoft Power Platform</w:t>
       </w:r>
@@ -2593,16 +3559,16 @@
         <w:rPr>
           <w:rFonts w:ascii="Times New Roman" w:hAnsi="Times New Roman" w:cs="Times New Roman"/>
           <w:color w:val="auto"/>
-          <w:sz w:val="18"/>
-          <w:szCs w:val="18"/>
-        </w:rPr>
-      </w:pPr>
-      <w:r>
-        <w:rPr>
-          <w:rFonts w:ascii="Times New Roman" w:hAnsi="Times New Roman" w:cs="Times New Roman"/>
-          <w:color w:val="auto"/>
-          <w:sz w:val="18"/>
-          <w:szCs w:val="18"/>
+          <w:sz w:val="19"/>
+          <w:szCs w:val="19"/>
+        </w:rPr>
+      </w:pPr>
+      <w:r>
+        <w:rPr>
+          <w:rFonts w:ascii="Times New Roman" w:hAnsi="Times New Roman" w:cs="Times New Roman"/>
+          <w:color w:val="auto"/>
+          <w:sz w:val="19"/>
+          <w:szCs w:val="19"/>
         </w:rPr>
         <w:t xml:space="preserve">Developed </w:t>
       </w:r>
@@ -2612,8 +3578,8 @@
           <w:i/>
           <w:iCs/>
           <w:color w:val="auto"/>
-          <w:sz w:val="18"/>
-          <w:szCs w:val="18"/>
+          <w:sz w:val="19"/>
+          <w:szCs w:val="19"/>
         </w:rPr>
         <w:t>EduGen AI</w:t>
       </w:r>
@@ -2621,8 +3587,8 @@
         <w:rPr>
           <w:rFonts w:ascii="Times New Roman" w:hAnsi="Times New Roman" w:cs="Times New Roman"/>
           <w:color w:val="auto"/>
-          <w:sz w:val="18"/>
-          <w:szCs w:val="18"/>
+          <w:sz w:val="19"/>
+          <w:szCs w:val="19"/>
         </w:rPr>
         <w:t>, an AI-powered Canvas App that automates course content creation by fetching selected course codes from a website and generating tailored materials. The app integrates Azure Functions for backend processing and stores the generated content in SharePoint. Built on Microsoft Power Platform, the solution streamlines educational content delivery through a clean UI and low-code automation</w:t>
       </w:r>
@@ -2630,8 +3596,8 @@
         <w:rPr>
           <w:rFonts w:ascii="Times New Roman" w:hAnsi="Times New Roman" w:cs="Times New Roman"/>
           <w:color w:val="auto"/>
-          <w:sz w:val="18"/>
-          <w:szCs w:val="18"/>
+          <w:sz w:val="19"/>
+          <w:szCs w:val="19"/>
         </w:rPr>
         <w:t>.</w:t>
       </w:r>
@@ -2744,18 +3710,18 @@
           <w:rFonts w:ascii="Times New Roman" w:hAnsi="Times New Roman" w:cs="Times New Roman"/>
           <w:bCs/>
           <w:color w:val="auto"/>
-          <w:sz w:val="18"/>
-          <w:szCs w:val="18"/>
-          <w:lang w:val="en-IN"/>
-        </w:rPr>
-      </w:pPr>
-      <w:r>
-        <w:rPr>
-          <w:rFonts w:ascii="Times New Roman" w:hAnsi="Times New Roman" w:cs="Times New Roman"/>
-          <w:bCs/>
-          <w:color w:val="auto"/>
-          <w:sz w:val="18"/>
-          <w:szCs w:val="18"/>
+          <w:sz w:val="19"/>
+          <w:szCs w:val="19"/>
+          <w:lang w:val="en-IN"/>
+        </w:rPr>
+      </w:pPr>
+      <w:r>
+        <w:rPr>
+          <w:rFonts w:ascii="Times New Roman" w:hAnsi="Times New Roman" w:cs="Times New Roman"/>
+          <w:bCs/>
+          <w:color w:val="auto"/>
+          <w:sz w:val="19"/>
+          <w:szCs w:val="19"/>
           <w:lang w:val="en-IN"/>
         </w:rPr>
         <w:t>HTM</w:t>
@@ -2765,8 +3731,8 @@
           <w:rFonts w:ascii="Times New Roman" w:hAnsi="Times New Roman" w:cs="Times New Roman"/>
           <w:bCs/>
           <w:color w:val="auto"/>
-          <w:sz w:val="18"/>
-          <w:szCs w:val="18"/>
+          <w:sz w:val="19"/>
+          <w:szCs w:val="19"/>
           <w:lang w:val="en-IN"/>
         </w:rPr>
         <w:t>L</w:t>
@@ -2776,8 +3742,8 @@
           <w:rFonts w:ascii="Times New Roman" w:hAnsi="Times New Roman" w:cs="Times New Roman"/>
           <w:bCs/>
           <w:color w:val="auto"/>
-          <w:sz w:val="18"/>
-          <w:szCs w:val="18"/>
+          <w:sz w:val="19"/>
+          <w:szCs w:val="19"/>
           <w:lang w:val="en-IN"/>
         </w:rPr>
         <w:t xml:space="preserve"> | CSS | JS</w:t>
@@ -2787,8 +3753,8 @@
           <w:rFonts w:ascii="Times New Roman" w:hAnsi="Times New Roman" w:cs="Times New Roman"/>
           <w:bCs/>
           <w:color w:val="auto"/>
-          <w:sz w:val="18"/>
-          <w:szCs w:val="18"/>
+          <w:sz w:val="19"/>
+          <w:szCs w:val="19"/>
           <w:lang w:val="en-IN"/>
         </w:rPr>
         <w:t xml:space="preserve"> | E-commerce | Construction Supplies | UI/UX Focused Platform</w:t>
@@ -2805,17 +3771,17 @@
         <w:rPr>
           <w:rFonts w:ascii="Times New Roman" w:hAnsi="Times New Roman" w:cs="Times New Roman"/>
           <w:color w:val="auto"/>
-          <w:sz w:val="18"/>
-          <w:szCs w:val="18"/>
-          <w:lang w:val="en-IN"/>
-        </w:rPr>
-      </w:pPr>
-      <w:r>
-        <w:rPr>
-          <w:rFonts w:ascii="Times New Roman" w:hAnsi="Times New Roman" w:cs="Times New Roman"/>
-          <w:color w:val="auto"/>
-          <w:sz w:val="18"/>
-          <w:szCs w:val="18"/>
+          <w:sz w:val="19"/>
+          <w:szCs w:val="19"/>
+          <w:lang w:val="en-IN"/>
+        </w:rPr>
+      </w:pPr>
+      <w:r>
+        <w:rPr>
+          <w:rFonts w:ascii="Times New Roman" w:hAnsi="Times New Roman" w:cs="Times New Roman"/>
+          <w:color w:val="auto"/>
+          <w:sz w:val="19"/>
+          <w:szCs w:val="19"/>
           <w:lang w:val="en-IN"/>
         </w:rPr>
         <w:t>Developed a React-based e-commerce website offering a wide range of construction goods, including architecture materials, plumbing items, carpentry tools, and paints. Designed with a user-friendly interface to simplify product browsing and streamline purchasing for contractors and homeowners.</w:t>
@@ -2906,25 +3872,26 @@
         <w:rPr>
           <w:rFonts w:ascii="Times New Roman" w:hAnsi="Times New Roman" w:cs="Times New Roman"/>
           <w:color w:val="auto"/>
-          <w:sz w:val="18"/>
-          <w:szCs w:val="18"/>
-        </w:rPr>
-      </w:pPr>
-      <w:r>
-        <w:rPr>
-          <w:rFonts w:ascii="Times New Roman" w:hAnsi="Times New Roman" w:cs="Times New Roman"/>
-          <w:color w:val="auto"/>
-          <w:sz w:val="18"/>
-          <w:szCs w:val="18"/>
-        </w:rPr>
+          <w:sz w:val="19"/>
+          <w:szCs w:val="19"/>
+        </w:rPr>
+      </w:pPr>
+      <w:r>
+        <w:rPr>
+          <w:rFonts w:ascii="Times New Roman" w:hAnsi="Times New Roman" w:cs="Times New Roman"/>
+          <w:color w:val="auto"/>
+          <w:sz w:val="19"/>
+          <w:szCs w:val="19"/>
+        </w:rPr>
+        <w:lastRenderedPageBreak/>
         <w:t>Power Apps | Power Automate |Power Pages</w:t>
       </w:r>
       <w:r>
         <w:rPr>
           <w:rFonts w:ascii="Times New Roman" w:hAnsi="Times New Roman" w:cs="Times New Roman"/>
           <w:color w:val="auto"/>
-          <w:sz w:val="18"/>
-          <w:szCs w:val="18"/>
+          <w:sz w:val="19"/>
+          <w:szCs w:val="19"/>
         </w:rPr>
         <w:t xml:space="preserve"> </w:t>
       </w:r>
@@ -2941,16 +3908,16 @@
         <w:rPr>
           <w:rFonts w:ascii="Times New Roman" w:hAnsi="Times New Roman" w:cs="Times New Roman"/>
           <w:color w:val="auto"/>
-          <w:sz w:val="18"/>
-          <w:szCs w:val="18"/>
-        </w:rPr>
-      </w:pPr>
-      <w:r>
-        <w:rPr>
-          <w:rFonts w:ascii="Times New Roman" w:hAnsi="Times New Roman" w:cs="Times New Roman"/>
-          <w:color w:val="auto"/>
-          <w:sz w:val="18"/>
-          <w:szCs w:val="18"/>
+          <w:sz w:val="19"/>
+          <w:szCs w:val="19"/>
+        </w:rPr>
+      </w:pPr>
+      <w:r>
+        <w:rPr>
+          <w:rFonts w:ascii="Times New Roman" w:hAnsi="Times New Roman" w:cs="Times New Roman"/>
+          <w:color w:val="auto"/>
+          <w:sz w:val="19"/>
+          <w:szCs w:val="19"/>
         </w:rPr>
         <w:t>Built an analytical platform leveraging Microsoft Fabric which conducts analysis on seismic data insights by PySpark within Fabric Notebooks. Visualizations have been developed with Power BI embedded in Fabric which integrates real time data sourcing from a government</w:t>
       </w:r>
@@ -2958,8 +3925,8 @@
         <w:rPr>
           <w:rFonts w:ascii="Times New Roman" w:hAnsi="Times New Roman" w:cs="Times New Roman"/>
           <w:color w:val="auto"/>
-          <w:sz w:val="18"/>
-          <w:szCs w:val="18"/>
+          <w:sz w:val="19"/>
+          <w:szCs w:val="19"/>
         </w:rPr>
         <w:t xml:space="preserve"> </w:t>
       </w:r>
@@ -2967,8 +3934,8 @@
         <w:rPr>
           <w:rFonts w:ascii="Times New Roman" w:hAnsi="Times New Roman" w:cs="Times New Roman"/>
           <w:color w:val="auto"/>
-          <w:sz w:val="18"/>
-          <w:szCs w:val="18"/>
+          <w:sz w:val="19"/>
+          <w:szCs w:val="19"/>
         </w:rPr>
         <w:t>API.</w:t>
       </w:r>
@@ -3079,31 +4046,23 @@
         <w:rPr>
           <w:rFonts w:ascii="Times New Roman" w:hAnsi="Times New Roman" w:cs="Times New Roman"/>
           <w:color w:val="auto"/>
-          <w:sz w:val="18"/>
-          <w:szCs w:val="18"/>
-        </w:rPr>
-      </w:pPr>
-      <w:r>
-        <w:rPr>
-          <w:rFonts w:ascii="Times New Roman" w:hAnsi="Times New Roman" w:cs="Times New Roman"/>
-          <w:color w:val="auto"/>
-          <w:sz w:val="18"/>
-          <w:szCs w:val="18"/>
-        </w:rPr>
-        <w:t>P</w:t>
-      </w:r>
-      <w:r>
-        <w:rPr>
-          <w:rFonts w:ascii="Times New Roman" w:hAnsi="Times New Roman" w:cs="Times New Roman"/>
-          <w:color w:val="auto"/>
-          <w:sz w:val="18"/>
-          <w:szCs w:val="18"/>
-        </w:rPr>
-        <w:t>ython |</w:t>
-      </w:r>
-      <w:r>
-        <w:rPr>
-          <w:sz w:val="22"/>
+          <w:sz w:val="19"/>
+          <w:szCs w:val="19"/>
+        </w:rPr>
+      </w:pPr>
+      <w:r>
+        <w:rPr>
+          <w:rFonts w:ascii="Times New Roman" w:hAnsi="Times New Roman" w:cs="Times New Roman"/>
+          <w:color w:val="auto"/>
+          <w:sz w:val="19"/>
+          <w:szCs w:val="19"/>
+        </w:rPr>
+        <w:t>Python |</w:t>
+      </w:r>
+      <w:r>
+        <w:rPr>
+          <w:sz w:val="19"/>
+          <w:szCs w:val="19"/>
         </w:rPr>
         <w:t xml:space="preserve"> </w:t>
       </w:r>
@@ -3111,8 +4070,8 @@
         <w:rPr>
           <w:rFonts w:ascii="Times New Roman" w:hAnsi="Times New Roman" w:cs="Times New Roman"/>
           <w:color w:val="auto"/>
-          <w:sz w:val="18"/>
-          <w:szCs w:val="18"/>
+          <w:sz w:val="19"/>
+          <w:szCs w:val="19"/>
         </w:rPr>
         <w:t>SpeechRecognition | pyttsx3 | Automation | Command Handling</w:t>
       </w:r>
@@ -3129,16 +4088,16 @@
         <w:rPr>
           <w:rFonts w:ascii="Times New Roman" w:hAnsi="Times New Roman" w:cs="Times New Roman"/>
           <w:color w:val="auto"/>
-          <w:sz w:val="18"/>
-          <w:szCs w:val="18"/>
-        </w:rPr>
-      </w:pPr>
-      <w:r>
-        <w:rPr>
-          <w:rFonts w:ascii="Times New Roman" w:hAnsi="Times New Roman" w:cs="Times New Roman"/>
-          <w:color w:val="auto"/>
-          <w:sz w:val="18"/>
-          <w:szCs w:val="18"/>
+          <w:sz w:val="19"/>
+          <w:szCs w:val="19"/>
+        </w:rPr>
+      </w:pPr>
+      <w:r>
+        <w:rPr>
+          <w:rFonts w:ascii="Times New Roman" w:hAnsi="Times New Roman" w:cs="Times New Roman"/>
+          <w:color w:val="auto"/>
+          <w:sz w:val="19"/>
+          <w:szCs w:val="19"/>
         </w:rPr>
         <w:t>Python-based voice assistant using speech recognition and pyttsx3 for speech-to-text and text-to-speech. Automated tasks like opening apps, web searches, and sending emails. Integrated command recognition for a seamless user experience.</w:t>
       </w:r>
@@ -3260,7 +4219,7 @@
   <w:abstractNum w:abstractNumId="0" w15:restartNumberingAfterBreak="0">
     <w:nsid w:val="FFFFFF89"/>
     <w:multiLevelType w:val="singleLevel"/>
-    <w:tmpl w:val="EAD0C640"/>
+    <w:tmpl w:val="5A3C41AA"/>
     <w:lvl w:ilvl="0">
       <w:start w:val="1"/>
       <w:numFmt w:val="bullet"/>
@@ -3993,6 +4952,119 @@
     </w:lvl>
   </w:abstractNum>
   <w:abstractNum w:abstractNumId="7" w15:restartNumberingAfterBreak="0">
+    <w:nsid w:val="3DD67C10"/>
+    <w:multiLevelType w:val="hybridMultilevel"/>
+    <w:tmpl w:val="A3440C7C"/>
+    <w:lvl w:ilvl="0" w:tplc="40090001">
+      <w:start w:val="1"/>
+      <w:numFmt w:val="bullet"/>
+      <w:lvlText w:val=""/>
+      <w:lvlJc w:val="left"/>
+      <w:pPr>
+        <w:ind w:left="720" w:hanging="360"/>
+      </w:pPr>
+      <w:rPr>
+        <w:rFonts w:ascii="Symbol" w:hAnsi="Symbol" w:hint="default"/>
+      </w:rPr>
+    </w:lvl>
+    <w:lvl w:ilvl="1" w:tplc="40090003" w:tentative="1">
+      <w:start w:val="1"/>
+      <w:numFmt w:val="bullet"/>
+      <w:lvlText w:val="o"/>
+      <w:lvlJc w:val="left"/>
+      <w:pPr>
+        <w:ind w:left="1440" w:hanging="360"/>
+      </w:pPr>
+      <w:rPr>
+        <w:rFonts w:ascii="Courier New" w:hAnsi="Courier New" w:cs="Courier New" w:hint="default"/>
+      </w:rPr>
+    </w:lvl>
+    <w:lvl w:ilvl="2" w:tplc="40090005" w:tentative="1">
+      <w:start w:val="1"/>
+      <w:numFmt w:val="bullet"/>
+      <w:lvlText w:val=""/>
+      <w:lvlJc w:val="left"/>
+      <w:pPr>
+        <w:ind w:left="2160" w:hanging="360"/>
+      </w:pPr>
+      <w:rPr>
+        <w:rFonts w:ascii="Wingdings" w:hAnsi="Wingdings" w:hint="default"/>
+      </w:rPr>
+    </w:lvl>
+    <w:lvl w:ilvl="3" w:tplc="40090001" w:tentative="1">
+      <w:start w:val="1"/>
+      <w:numFmt w:val="bullet"/>
+      <w:lvlText w:val=""/>
+      <w:lvlJc w:val="left"/>
+      <w:pPr>
+        <w:ind w:left="2880" w:hanging="360"/>
+      </w:pPr>
+      <w:rPr>
+        <w:rFonts w:ascii="Symbol" w:hAnsi="Symbol" w:hint="default"/>
+      </w:rPr>
+    </w:lvl>
+    <w:lvl w:ilvl="4" w:tplc="40090003" w:tentative="1">
+      <w:start w:val="1"/>
+      <w:numFmt w:val="bullet"/>
+      <w:lvlText w:val="o"/>
+      <w:lvlJc w:val="left"/>
+      <w:pPr>
+        <w:ind w:left="3600" w:hanging="360"/>
+      </w:pPr>
+      <w:rPr>
+        <w:rFonts w:ascii="Courier New" w:hAnsi="Courier New" w:cs="Courier New" w:hint="default"/>
+      </w:rPr>
+    </w:lvl>
+    <w:lvl w:ilvl="5" w:tplc="40090005" w:tentative="1">
+      <w:start w:val="1"/>
+      <w:numFmt w:val="bullet"/>
+      <w:lvlText w:val=""/>
+      <w:lvlJc w:val="left"/>
+      <w:pPr>
+        <w:ind w:left="4320" w:hanging="360"/>
+      </w:pPr>
+      <w:rPr>
+        <w:rFonts w:ascii="Wingdings" w:hAnsi="Wingdings" w:hint="default"/>
+      </w:rPr>
+    </w:lvl>
+    <w:lvl w:ilvl="6" w:tplc="40090001" w:tentative="1">
+      <w:start w:val="1"/>
+      <w:numFmt w:val="bullet"/>
+      <w:lvlText w:val=""/>
+      <w:lvlJc w:val="left"/>
+      <w:pPr>
+        <w:ind w:left="5040" w:hanging="360"/>
+      </w:pPr>
+      <w:rPr>
+        <w:rFonts w:ascii="Symbol" w:hAnsi="Symbol" w:hint="default"/>
+      </w:rPr>
+    </w:lvl>
+    <w:lvl w:ilvl="7" w:tplc="40090003" w:tentative="1">
+      <w:start w:val="1"/>
+      <w:numFmt w:val="bullet"/>
+      <w:lvlText w:val="o"/>
+      <w:lvlJc w:val="left"/>
+      <w:pPr>
+        <w:ind w:left="5760" w:hanging="360"/>
+      </w:pPr>
+      <w:rPr>
+        <w:rFonts w:ascii="Courier New" w:hAnsi="Courier New" w:cs="Courier New" w:hint="default"/>
+      </w:rPr>
+    </w:lvl>
+    <w:lvl w:ilvl="8" w:tplc="40090005" w:tentative="1">
+      <w:start w:val="1"/>
+      <w:numFmt w:val="bullet"/>
+      <w:lvlText w:val=""/>
+      <w:lvlJc w:val="left"/>
+      <w:pPr>
+        <w:ind w:left="6480" w:hanging="360"/>
+      </w:pPr>
+      <w:rPr>
+        <w:rFonts w:ascii="Wingdings" w:hAnsi="Wingdings" w:hint="default"/>
+      </w:rPr>
+    </w:lvl>
+  </w:abstractNum>
+  <w:abstractNum w:abstractNumId="8" w15:restartNumberingAfterBreak="0">
     <w:nsid w:val="48B754A4"/>
     <w:multiLevelType w:val="hybridMultilevel"/>
     <w:tmpl w:val="B8BA6304"/>
@@ -4113,7 +5185,120 @@
       </w:rPr>
     </w:lvl>
   </w:abstractNum>
-  <w:abstractNum w:abstractNumId="8" w15:restartNumberingAfterBreak="0">
+  <w:abstractNum w:abstractNumId="9" w15:restartNumberingAfterBreak="0">
+    <w:nsid w:val="5C5904C4"/>
+    <w:multiLevelType w:val="hybridMultilevel"/>
+    <w:tmpl w:val="15022C0A"/>
+    <w:lvl w:ilvl="0" w:tplc="40090001">
+      <w:start w:val="1"/>
+      <w:numFmt w:val="bullet"/>
+      <w:lvlText w:val=""/>
+      <w:lvlJc w:val="left"/>
+      <w:pPr>
+        <w:ind w:left="720" w:hanging="360"/>
+      </w:pPr>
+      <w:rPr>
+        <w:rFonts w:ascii="Symbol" w:hAnsi="Symbol" w:hint="default"/>
+      </w:rPr>
+    </w:lvl>
+    <w:lvl w:ilvl="1" w:tplc="40090003" w:tentative="1">
+      <w:start w:val="1"/>
+      <w:numFmt w:val="bullet"/>
+      <w:lvlText w:val="o"/>
+      <w:lvlJc w:val="left"/>
+      <w:pPr>
+        <w:ind w:left="1440" w:hanging="360"/>
+      </w:pPr>
+      <w:rPr>
+        <w:rFonts w:ascii="Courier New" w:hAnsi="Courier New" w:cs="Courier New" w:hint="default"/>
+      </w:rPr>
+    </w:lvl>
+    <w:lvl w:ilvl="2" w:tplc="40090005" w:tentative="1">
+      <w:start w:val="1"/>
+      <w:numFmt w:val="bullet"/>
+      <w:lvlText w:val=""/>
+      <w:lvlJc w:val="left"/>
+      <w:pPr>
+        <w:ind w:left="2160" w:hanging="360"/>
+      </w:pPr>
+      <w:rPr>
+        <w:rFonts w:ascii="Wingdings" w:hAnsi="Wingdings" w:hint="default"/>
+      </w:rPr>
+    </w:lvl>
+    <w:lvl w:ilvl="3" w:tplc="40090001" w:tentative="1">
+      <w:start w:val="1"/>
+      <w:numFmt w:val="bullet"/>
+      <w:lvlText w:val=""/>
+      <w:lvlJc w:val="left"/>
+      <w:pPr>
+        <w:ind w:left="2880" w:hanging="360"/>
+      </w:pPr>
+      <w:rPr>
+        <w:rFonts w:ascii="Symbol" w:hAnsi="Symbol" w:hint="default"/>
+      </w:rPr>
+    </w:lvl>
+    <w:lvl w:ilvl="4" w:tplc="40090003" w:tentative="1">
+      <w:start w:val="1"/>
+      <w:numFmt w:val="bullet"/>
+      <w:lvlText w:val="o"/>
+      <w:lvlJc w:val="left"/>
+      <w:pPr>
+        <w:ind w:left="3600" w:hanging="360"/>
+      </w:pPr>
+      <w:rPr>
+        <w:rFonts w:ascii="Courier New" w:hAnsi="Courier New" w:cs="Courier New" w:hint="default"/>
+      </w:rPr>
+    </w:lvl>
+    <w:lvl w:ilvl="5" w:tplc="40090005" w:tentative="1">
+      <w:start w:val="1"/>
+      <w:numFmt w:val="bullet"/>
+      <w:lvlText w:val=""/>
+      <w:lvlJc w:val="left"/>
+      <w:pPr>
+        <w:ind w:left="4320" w:hanging="360"/>
+      </w:pPr>
+      <w:rPr>
+        <w:rFonts w:ascii="Wingdings" w:hAnsi="Wingdings" w:hint="default"/>
+      </w:rPr>
+    </w:lvl>
+    <w:lvl w:ilvl="6" w:tplc="40090001" w:tentative="1">
+      <w:start w:val="1"/>
+      <w:numFmt w:val="bullet"/>
+      <w:lvlText w:val=""/>
+      <w:lvlJc w:val="left"/>
+      <w:pPr>
+        <w:ind w:left="5040" w:hanging="360"/>
+      </w:pPr>
+      <w:rPr>
+        <w:rFonts w:ascii="Symbol" w:hAnsi="Symbol" w:hint="default"/>
+      </w:rPr>
+    </w:lvl>
+    <w:lvl w:ilvl="7" w:tplc="40090003" w:tentative="1">
+      <w:start w:val="1"/>
+      <w:numFmt w:val="bullet"/>
+      <w:lvlText w:val="o"/>
+      <w:lvlJc w:val="left"/>
+      <w:pPr>
+        <w:ind w:left="5760" w:hanging="360"/>
+      </w:pPr>
+      <w:rPr>
+        <w:rFonts w:ascii="Courier New" w:hAnsi="Courier New" w:cs="Courier New" w:hint="default"/>
+      </w:rPr>
+    </w:lvl>
+    <w:lvl w:ilvl="8" w:tplc="40090005" w:tentative="1">
+      <w:start w:val="1"/>
+      <w:numFmt w:val="bullet"/>
+      <w:lvlText w:val=""/>
+      <w:lvlJc w:val="left"/>
+      <w:pPr>
+        <w:ind w:left="6480" w:hanging="360"/>
+      </w:pPr>
+      <w:rPr>
+        <w:rFonts w:ascii="Wingdings" w:hAnsi="Wingdings" w:hint="default"/>
+      </w:rPr>
+    </w:lvl>
+  </w:abstractNum>
+  <w:abstractNum w:abstractNumId="10" w15:restartNumberingAfterBreak="0">
     <w:nsid w:val="5FD07473"/>
     <w:multiLevelType w:val="hybridMultilevel"/>
     <w:tmpl w:val="5CCC9640"/>
@@ -4226,7 +5411,7 @@
       </w:rPr>
     </w:lvl>
   </w:abstractNum>
-  <w:abstractNum w:abstractNumId="9" w15:restartNumberingAfterBreak="0">
+  <w:abstractNum w:abstractNumId="11" w15:restartNumberingAfterBreak="0">
     <w:nsid w:val="73640CEA"/>
     <w:multiLevelType w:val="hybridMultilevel"/>
     <w:tmpl w:val="EB7C8E5A"/>
@@ -4351,7 +5536,7 @@
     <w:abstractNumId w:val="4"/>
   </w:num>
   <w:num w:numId="5" w16cid:durableId="873925989">
-    <w:abstractNumId w:val="8"/>
+    <w:abstractNumId w:val="10"/>
   </w:num>
   <w:num w:numId="6" w16cid:durableId="1145048583">
     <w:abstractNumId w:val="5"/>
@@ -4375,10 +5560,16 @@
     <w:abstractNumId w:val="0"/>
   </w:num>
   <w:num w:numId="13" w16cid:durableId="910626071">
-    <w:abstractNumId w:val="7"/>
+    <w:abstractNumId w:val="8"/>
   </w:num>
   <w:num w:numId="14" w16cid:durableId="1430589614">
+    <w:abstractNumId w:val="11"/>
+  </w:num>
+  <w:num w:numId="15" w16cid:durableId="801847091">
     <w:abstractNumId w:val="9"/>
+  </w:num>
+  <w:num w:numId="16" w16cid:durableId="1702245687">
+    <w:abstractNumId w:val="7"/>
   </w:num>
 </w:numbering>
 </file>
@@ -4811,7 +6002,6 @@
   <w:style w:type="character" w:default="1" w:styleId="DefaultParagraphFont">
     <w:name w:val="Default Paragraph Font"/>
     <w:uiPriority w:val="1"/>
-    <w:semiHidden/>
     <w:unhideWhenUsed/>
   </w:style>
   <w:style w:type="table" w:default="1" w:styleId="TableNormal">
